--- a/templates/sale.docx
+++ b/templates/sale.docx
@@ -1102,10 +1102,6 @@
     </w:p>
     <w:p>
       <w:pPr>
-        <w:numPr>
-          <w:ilvl w:val="1"/>
-          <w:numId w:val="6"/>
-        </w:numPr>
         <w:ind w:left="0" w:firstLine="720"/>
         <w:jc w:val="thaiDistribute"/>
         <w:rPr>
@@ -1873,10 +1869,6 @@
     </w:p>
     <w:p>
       <w:pPr>
-        <w:numPr>
-          <w:ilvl w:val="1"/>
-          <w:numId w:val="6"/>
-        </w:numPr>
         <w:ind w:left="0" w:firstLine="720"/>
         <w:jc w:val="thaiDistribute"/>
         <w:rPr>

--- a/templates/sale.docx
+++ b/templates/sale.docx
@@ -10140,61 +10140,6 @@
           <w:szCs w:val="32"/>
         </w:rPr>
         <w:lastRenderedPageBreak/>
-        <w:drawing>
-          <wp:anchor distT="0" distB="0" distL="114300" distR="114300" simplePos="0" relativeHeight="251670528" behindDoc="0" locked="0" layoutInCell="1" allowOverlap="1" wp14:anchorId="2A10177E" wp14:editId="12A61659">
-            <wp:simplePos x="0" y="0"/>
-            <wp:positionH relativeFrom="margin">
-              <wp:posOffset>156845</wp:posOffset>
-            </wp:positionH>
-            <wp:positionV relativeFrom="margin">
-              <wp:posOffset>332740</wp:posOffset>
-            </wp:positionV>
-            <wp:extent cx="6039485" cy="7501255"/>
-            <wp:effectExtent l="0" t="0" r="0" b="4445"/>
-            <wp:wrapSquare wrapText="bothSides"/>
-            <wp:docPr id="1478045864" name="Picture 1"/>
-            <wp:cNvGraphicFramePr>
-              <a:graphicFrameLocks xmlns:a="http://schemas.openxmlformats.org/drawingml/2006/main" noChangeAspect="1"/>
-            </wp:cNvGraphicFramePr>
-            <a:graphic xmlns:a="http://schemas.openxmlformats.org/drawingml/2006/main">
-              <a:graphicData uri="http://schemas.openxmlformats.org/drawingml/2006/picture">
-                <pic:pic xmlns:pic="http://schemas.openxmlformats.org/drawingml/2006/picture">
-                  <pic:nvPicPr>
-                    <pic:cNvPr id="1478045864" name=""/>
-                    <pic:cNvPicPr/>
-                  </pic:nvPicPr>
-                  <pic:blipFill>
-                    <a:blip r:embed="rId8">
-                      <a:extLst>
-                        <a:ext uri="{28A0092B-C50C-407E-A947-70E740481C1C}">
-                          <a14:useLocalDpi xmlns:a14="http://schemas.microsoft.com/office/drawing/2010/main" val="0"/>
-                        </a:ext>
-                      </a:extLst>
-                    </a:blip>
-                    <a:stretch>
-                      <a:fillRect/>
-                    </a:stretch>
-                  </pic:blipFill>
-                  <pic:spPr>
-                    <a:xfrm>
-                      <a:off x="0" y="0"/>
-                      <a:ext cx="6039485" cy="7501255"/>
-                    </a:xfrm>
-                    <a:prstGeom prst="rect">
-                      <a:avLst/>
-                    </a:prstGeom>
-                  </pic:spPr>
-                </pic:pic>
-              </a:graphicData>
-            </a:graphic>
-            <wp14:sizeRelH relativeFrom="margin">
-              <wp14:pctWidth>0</wp14:pctWidth>
-            </wp14:sizeRelH>
-            <wp14:sizeRelV relativeFrom="margin">
-              <wp14:pctHeight>0</wp14:pctHeight>
-            </wp14:sizeRelV>
-          </wp:anchor>
-        </w:drawing>
       </w:r>
     </w:p>
     <w:p>
@@ -10239,73 +10184,6 @@
           <w:sz w:val="32"/>
           <w:szCs w:val="32"/>
         </w:rPr>
-        <w:drawing>
-          <wp:anchor distT="0" distB="0" distL="114300" distR="114300" simplePos="0" relativeHeight="251671552" behindDoc="1" locked="0" layoutInCell="1" allowOverlap="1" wp14:anchorId="6552706C" wp14:editId="354F4568">
-            <wp:simplePos x="0" y="0"/>
-            <wp:positionH relativeFrom="margin">
-              <wp:align>center</wp:align>
-            </wp:positionH>
-            <wp:positionV relativeFrom="paragraph">
-              <wp:posOffset>26703</wp:posOffset>
-            </wp:positionV>
-            <wp:extent cx="3239829" cy="2116447"/>
-            <wp:effectExtent l="0" t="0" r="0" b="0"/>
-            <wp:wrapNone/>
-            <wp:docPr id="773011413" name="Picture 2"/>
-            <wp:cNvGraphicFramePr>
-              <a:graphicFrameLocks xmlns:a="http://schemas.openxmlformats.org/drawingml/2006/main" noChangeAspect="1"/>
-            </wp:cNvGraphicFramePr>
-            <a:graphic xmlns:a="http://schemas.openxmlformats.org/drawingml/2006/main">
-              <a:graphicData uri="http://schemas.openxmlformats.org/drawingml/2006/picture">
-                <pic:pic xmlns:pic="http://schemas.openxmlformats.org/drawingml/2006/picture">
-                  <pic:nvPicPr>
-                    <pic:cNvPr id="0" name="Picture 6"/>
-                    <pic:cNvPicPr>
-                      <a:picLocks noChangeAspect="1" noChangeArrowheads="1"/>
-                    </pic:cNvPicPr>
-                  </pic:nvPicPr>
-                  <pic:blipFill rotWithShape="1">
-                    <a:blip r:embed="rId9" cstate="print">
-                      <a:extLst>
-                        <a:ext uri="{28A0092B-C50C-407E-A947-70E740481C1C}">
-                          <a14:useLocalDpi xmlns:a14="http://schemas.microsoft.com/office/drawing/2010/main" val="0"/>
-                        </a:ext>
-                      </a:extLst>
-                    </a:blip>
-                    <a:srcRect l="10288" t="5829" r="8290" b="32122"/>
-                    <a:stretch>
-                      <a:fillRect/>
-                    </a:stretch>
-                  </pic:blipFill>
-                  <pic:spPr bwMode="auto">
-                    <a:xfrm>
-                      <a:off x="0" y="0"/>
-                      <a:ext cx="3239829" cy="2116447"/>
-                    </a:xfrm>
-                    <a:prstGeom prst="rect">
-                      <a:avLst/>
-                    </a:prstGeom>
-                    <a:noFill/>
-                    <a:ln>
-                      <a:noFill/>
-                    </a:ln>
-                    <a:extLst>
-                      <a:ext uri="{53640926-AAD7-44D8-BBD7-CCE9431645EC}">
-                        <a14:shadowObscured xmlns:a14="http://schemas.microsoft.com/office/drawing/2010/main"/>
-                      </a:ext>
-                    </a:extLst>
-                  </pic:spPr>
-                </pic:pic>
-              </a:graphicData>
-            </a:graphic>
-            <wp14:sizeRelH relativeFrom="page">
-              <wp14:pctWidth>0</wp14:pctWidth>
-            </wp14:sizeRelH>
-            <wp14:sizeRelV relativeFrom="page">
-              <wp14:pctHeight>0</wp14:pctHeight>
-            </wp14:sizeRelV>
-          </wp:anchor>
-        </w:drawing>
       </w:r>
     </w:p>
     <w:p>
@@ -10511,64 +10389,6 @@
         <w:rPr>
           <w:noProof/>
         </w:rPr>
-        <w:drawing>
-          <wp:anchor distT="0" distB="0" distL="114300" distR="114300" simplePos="0" relativeHeight="251672576" behindDoc="1" locked="0" layoutInCell="1" allowOverlap="1" wp14:anchorId="304D4E13" wp14:editId="4403B756">
-            <wp:simplePos x="0" y="0"/>
-            <wp:positionH relativeFrom="margin">
-              <wp:align>center</wp:align>
-            </wp:positionH>
-            <wp:positionV relativeFrom="margin">
-              <wp:posOffset>408940</wp:posOffset>
-            </wp:positionV>
-            <wp:extent cx="3440430" cy="2199005"/>
-            <wp:effectExtent l="0" t="0" r="7620" b="0"/>
-            <wp:wrapNone/>
-            <wp:docPr id="1928919317" name="Picture 1"/>
-            <wp:cNvGraphicFramePr>
-              <a:graphicFrameLocks xmlns:a="http://schemas.openxmlformats.org/drawingml/2006/main" noChangeAspect="1"/>
-            </wp:cNvGraphicFramePr>
-            <a:graphic xmlns:a="http://schemas.openxmlformats.org/drawingml/2006/main">
-              <a:graphicData uri="http://schemas.openxmlformats.org/drawingml/2006/picture">
-                <pic:pic xmlns:pic="http://schemas.openxmlformats.org/drawingml/2006/picture">
-                  <pic:nvPicPr>
-                    <pic:cNvPr id="1928919317" name=""/>
-                    <pic:cNvPicPr/>
-                  </pic:nvPicPr>
-                  <pic:blipFill rotWithShape="1">
-                    <a:blip r:embed="rId10" cstate="print">
-                      <a:extLst>
-                        <a:ext uri="{28A0092B-C50C-407E-A947-70E740481C1C}">
-                          <a14:useLocalDpi xmlns:a14="http://schemas.microsoft.com/office/drawing/2010/main" val="0"/>
-                        </a:ext>
-                      </a:extLst>
-                    </a:blip>
-                    <a:srcRect l="10026" t="19053" r="8640" b="20311"/>
-                    <a:stretch>
-                      <a:fillRect/>
-                    </a:stretch>
-                  </pic:blipFill>
-                  <pic:spPr bwMode="auto">
-                    <a:xfrm>
-                      <a:off x="0" y="0"/>
-                      <a:ext cx="3440430" cy="2199005"/>
-                    </a:xfrm>
-                    <a:prstGeom prst="rect">
-                      <a:avLst/>
-                    </a:prstGeom>
-                    <a:ln>
-                      <a:noFill/>
-                    </a:ln>
-                    <a:extLst>
-                      <a:ext uri="{53640926-AAD7-44D8-BBD7-CCE9431645EC}">
-                        <a14:shadowObscured xmlns:a14="http://schemas.microsoft.com/office/drawing/2010/main"/>
-                      </a:ext>
-                    </a:extLst>
-                  </pic:spPr>
-                </pic:pic>
-              </a:graphicData>
-            </a:graphic>
-          </wp:anchor>
-        </w:drawing>
       </w:r>
     </w:p>
     <w:p>
@@ -10786,70 +10606,6 @@
         <w:rPr>
           <w:noProof/>
         </w:rPr>
-        <w:drawing>
-          <wp:anchor distT="0" distB="0" distL="114300" distR="114300" simplePos="0" relativeHeight="251673600" behindDoc="1" locked="0" layoutInCell="1" allowOverlap="1" wp14:anchorId="55CAEED2" wp14:editId="3A75607F">
-            <wp:simplePos x="0" y="0"/>
-            <wp:positionH relativeFrom="page">
-              <wp:align>center</wp:align>
-            </wp:positionH>
-            <wp:positionV relativeFrom="paragraph">
-              <wp:posOffset>212625</wp:posOffset>
-            </wp:positionV>
-            <wp:extent cx="4499810" cy="2673535"/>
-            <wp:effectExtent l="0" t="0" r="0" b="0"/>
-            <wp:wrapNone/>
-            <wp:docPr id="1112385434" name="Picture 1"/>
-            <wp:cNvGraphicFramePr>
-              <a:graphicFrameLocks xmlns:a="http://schemas.openxmlformats.org/drawingml/2006/main" noChangeAspect="1"/>
-            </wp:cNvGraphicFramePr>
-            <a:graphic xmlns:a="http://schemas.openxmlformats.org/drawingml/2006/main">
-              <a:graphicData uri="http://schemas.openxmlformats.org/drawingml/2006/picture">
-                <pic:pic xmlns:pic="http://schemas.openxmlformats.org/drawingml/2006/picture">
-                  <pic:nvPicPr>
-                    <pic:cNvPr id="1112385434" name=""/>
-                    <pic:cNvPicPr/>
-                  </pic:nvPicPr>
-                  <pic:blipFill rotWithShape="1">
-                    <a:blip r:embed="rId11" cstate="print">
-                      <a:extLst>
-                        <a:ext uri="{28A0092B-C50C-407E-A947-70E740481C1C}">
-                          <a14:useLocalDpi xmlns:a14="http://schemas.microsoft.com/office/drawing/2010/main" val="0"/>
-                        </a:ext>
-                      </a:extLst>
-                    </a:blip>
-                    <a:srcRect t="44562" b="10870"/>
-                    <a:stretch>
-                      <a:fillRect/>
-                    </a:stretch>
-                  </pic:blipFill>
-                  <pic:spPr bwMode="auto">
-                    <a:xfrm>
-                      <a:off x="0" y="0"/>
-                      <a:ext cx="4499810" cy="2673535"/>
-                    </a:xfrm>
-                    <a:prstGeom prst="rect">
-                      <a:avLst/>
-                    </a:prstGeom>
-                    <a:ln>
-                      <a:noFill/>
-                    </a:ln>
-                    <a:extLst>
-                      <a:ext uri="{53640926-AAD7-44D8-BBD7-CCE9431645EC}">
-                        <a14:shadowObscured xmlns:a14="http://schemas.microsoft.com/office/drawing/2010/main"/>
-                      </a:ext>
-                    </a:extLst>
-                  </pic:spPr>
-                </pic:pic>
-              </a:graphicData>
-            </a:graphic>
-            <wp14:sizeRelH relativeFrom="page">
-              <wp14:pctWidth>0</wp14:pctWidth>
-            </wp14:sizeRelH>
-            <wp14:sizeRelV relativeFrom="page">
-              <wp14:pctHeight>0</wp14:pctHeight>
-            </wp14:sizeRelV>
-          </wp:anchor>
-        </w:drawing>
       </w:r>
     </w:p>
     <w:p>
@@ -10944,70 +10700,6 @@
         <w:rPr>
           <w:noProof/>
         </w:rPr>
-        <w:drawing>
-          <wp:anchor distT="0" distB="0" distL="114300" distR="114300" simplePos="0" relativeHeight="251674624" behindDoc="1" locked="0" layoutInCell="1" allowOverlap="1" wp14:anchorId="61D49839" wp14:editId="715DE70A">
-            <wp:simplePos x="0" y="0"/>
-            <wp:positionH relativeFrom="page">
-              <wp:posOffset>1611630</wp:posOffset>
-            </wp:positionH>
-            <wp:positionV relativeFrom="paragraph">
-              <wp:posOffset>27305</wp:posOffset>
-            </wp:positionV>
-            <wp:extent cx="4618990" cy="2309495"/>
-            <wp:effectExtent l="0" t="0" r="0" b="0"/>
-            <wp:wrapNone/>
-            <wp:docPr id="226710175" name="Picture 1"/>
-            <wp:cNvGraphicFramePr>
-              <a:graphicFrameLocks xmlns:a="http://schemas.openxmlformats.org/drawingml/2006/main" noChangeAspect="1"/>
-            </wp:cNvGraphicFramePr>
-            <a:graphic xmlns:a="http://schemas.openxmlformats.org/drawingml/2006/main">
-              <a:graphicData uri="http://schemas.openxmlformats.org/drawingml/2006/picture">
-                <pic:pic xmlns:pic="http://schemas.openxmlformats.org/drawingml/2006/picture">
-                  <pic:nvPicPr>
-                    <pic:cNvPr id="226710175" name=""/>
-                    <pic:cNvPicPr/>
-                  </pic:nvPicPr>
-                  <pic:blipFill rotWithShape="1">
-                    <a:blip r:embed="rId12" cstate="print">
-                      <a:extLst>
-                        <a:ext uri="{28A0092B-C50C-407E-A947-70E740481C1C}">
-                          <a14:useLocalDpi xmlns:a14="http://schemas.microsoft.com/office/drawing/2010/main" val="0"/>
-                        </a:ext>
-                      </a:extLst>
-                    </a:blip>
-                    <a:srcRect l="7426" t="30193" r="481" b="8415"/>
-                    <a:stretch>
-                      <a:fillRect/>
-                    </a:stretch>
-                  </pic:blipFill>
-                  <pic:spPr bwMode="auto">
-                    <a:xfrm>
-                      <a:off x="0" y="0"/>
-                      <a:ext cx="4618990" cy="2309495"/>
-                    </a:xfrm>
-                    <a:prstGeom prst="rect">
-                      <a:avLst/>
-                    </a:prstGeom>
-                    <a:ln>
-                      <a:noFill/>
-                    </a:ln>
-                    <a:extLst>
-                      <a:ext uri="{53640926-AAD7-44D8-BBD7-CCE9431645EC}">
-                        <a14:shadowObscured xmlns:a14="http://schemas.microsoft.com/office/drawing/2010/main"/>
-                      </a:ext>
-                    </a:extLst>
-                  </pic:spPr>
-                </pic:pic>
-              </a:graphicData>
-            </a:graphic>
-            <wp14:sizeRelH relativeFrom="page">
-              <wp14:pctWidth>0</wp14:pctWidth>
-            </wp14:sizeRelH>
-            <wp14:sizeRelV relativeFrom="page">
-              <wp14:pctHeight>0</wp14:pctHeight>
-            </wp14:sizeRelV>
-          </wp:anchor>
-        </w:drawing>
       </w:r>
       <w:r>
         <w:rPr>

--- a/templates/sale.docx
+++ b/templates/sale.docx
@@ -10123,644 +10123,6 @@
         <w:tab/>
         <w:t>ทั้งนี้ การฝ่าฝืนหรือละเลยดังกล่าว ให้ถือเป็นการละเมิดสัญญาอันแสดงถึงความไม่รับผิดชอบของผู้ซื้อในการดูแลรักษาทรัพย์สิน ซึ่งเป็นเงื่อนไขที่สำคัญของสัญญาหลัก และสัญญาแนบท้ายฉบับนี้</w:t>
       </w:r>
-    </w:p>
-    <w:p>
-      <w:pPr>
-        <w:rPr>
-          <w:rFonts w:ascii="CordiaUPC" w:hAnsi="CordiaUPC" w:cs="CordiaUPC"/>
-          <w:sz w:val="32"/>
-          <w:szCs w:val="32"/>
-        </w:rPr>
-      </w:pPr>
-      <w:r>
-        <w:rPr>
-          <w:rFonts w:ascii="CordiaUPC" w:hAnsi="CordiaUPC" w:cs="CordiaUPC"/>
-          <w:noProof/>
-          <w:sz w:val="32"/>
-          <w:szCs w:val="32"/>
-        </w:rPr>
-        <w:lastRenderedPageBreak/>
-      </w:r>
-    </w:p>
-    <w:p>
-      <w:pPr>
-        <w:rPr>
-          <w:rFonts w:ascii="CordiaUPC" w:hAnsi="CordiaUPC" w:cs="CordiaUPC"/>
-          <w:sz w:val="32"/>
-          <w:szCs w:val="32"/>
-        </w:rPr>
-      </w:pPr>
-    </w:p>
-    <w:p>
-      <w:pPr>
-        <w:rPr>
-          <w:rFonts w:ascii="CordiaUPC" w:hAnsi="CordiaUPC" w:cs="CordiaUPC"/>
-          <w:sz w:val="32"/>
-          <w:szCs w:val="32"/>
-        </w:rPr>
-      </w:pPr>
-    </w:p>
-    <w:p>
-      <w:pPr>
-        <w:rPr>
-          <w:rFonts w:ascii="CordiaUPC" w:hAnsi="CordiaUPC" w:cs="CordiaUPC"/>
-          <w:sz w:val="32"/>
-          <w:szCs w:val="32"/>
-        </w:rPr>
-      </w:pPr>
-    </w:p>
-    <w:p>
-      <w:pPr>
-        <w:rPr>
-          <w:rFonts w:ascii="CordiaUPC" w:hAnsi="CordiaUPC" w:cs="CordiaUPC"/>
-          <w:sz w:val="32"/>
-          <w:szCs w:val="32"/>
-        </w:rPr>
-      </w:pPr>
-      <w:r>
-        <w:rPr>
-          <w:rFonts w:ascii="CordiaUPC" w:hAnsi="CordiaUPC" w:cs="CordiaUPC"/>
-          <w:noProof/>
-          <w:sz w:val="32"/>
-          <w:szCs w:val="32"/>
-        </w:rPr>
-      </w:r>
-    </w:p>
-    <w:p>
-      <w:pPr>
-        <w:rPr>
-          <w:rFonts w:ascii="CordiaUPC" w:hAnsi="CordiaUPC" w:cs="CordiaUPC"/>
-          <w:sz w:val="32"/>
-          <w:szCs w:val="32"/>
-        </w:rPr>
-      </w:pPr>
-    </w:p>
-    <w:p>
-      <w:pPr>
-        <w:rPr>
-          <w:rFonts w:ascii="CordiaUPC" w:hAnsi="CordiaUPC" w:cs="CordiaUPC"/>
-          <w:sz w:val="32"/>
-          <w:szCs w:val="32"/>
-        </w:rPr>
-      </w:pPr>
-    </w:p>
-    <w:p>
-      <w:pPr>
-        <w:rPr>
-          <w:rFonts w:ascii="CordiaUPC" w:hAnsi="CordiaUPC" w:cs="CordiaUPC"/>
-          <w:sz w:val="32"/>
-          <w:szCs w:val="32"/>
-        </w:rPr>
-      </w:pPr>
-    </w:p>
-    <w:p>
-      <w:pPr>
-        <w:rPr>
-          <w:rFonts w:ascii="CordiaUPC" w:hAnsi="CordiaUPC" w:cs="CordiaUPC"/>
-          <w:sz w:val="32"/>
-          <w:szCs w:val="32"/>
-        </w:rPr>
-      </w:pPr>
-    </w:p>
-    <w:p>
-      <w:pPr>
-        <w:rPr>
-          <w:rFonts w:ascii="CordiaUPC" w:hAnsi="CordiaUPC" w:cs="CordiaUPC"/>
-          <w:sz w:val="32"/>
-          <w:szCs w:val="32"/>
-        </w:rPr>
-      </w:pPr>
-    </w:p>
-    <w:p>
-      <w:pPr>
-        <w:rPr>
-          <w:rFonts w:ascii="CordiaUPC" w:hAnsi="CordiaUPC" w:cs="CordiaUPC"/>
-          <w:sz w:val="32"/>
-          <w:szCs w:val="32"/>
-        </w:rPr>
-      </w:pPr>
-    </w:p>
-    <w:p>
-      <w:pPr>
-        <w:rPr>
-          <w:rFonts w:ascii="CordiaUPC" w:hAnsi="CordiaUPC" w:cs="CordiaUPC"/>
-          <w:sz w:val="32"/>
-          <w:szCs w:val="32"/>
-        </w:rPr>
-      </w:pPr>
-    </w:p>
-    <w:p>
-      <w:pPr>
-        <w:rPr>
-          <w:rFonts w:ascii="CordiaUPC" w:hAnsi="CordiaUPC" w:cs="CordiaUPC"/>
-          <w:sz w:val="32"/>
-          <w:szCs w:val="32"/>
-        </w:rPr>
-      </w:pPr>
-    </w:p>
-    <w:p>
-      <w:pPr>
-        <w:rPr>
-          <w:rFonts w:ascii="CordiaUPC" w:hAnsi="CordiaUPC" w:cs="CordiaUPC"/>
-          <w:sz w:val="32"/>
-          <w:szCs w:val="32"/>
-        </w:rPr>
-      </w:pPr>
-    </w:p>
-    <w:p>
-      <w:pPr>
-        <w:rPr>
-          <w:rFonts w:ascii="CordiaUPC" w:hAnsi="CordiaUPC" w:cs="CordiaUPC"/>
-          <w:sz w:val="32"/>
-          <w:szCs w:val="32"/>
-        </w:rPr>
-      </w:pPr>
-    </w:p>
-    <w:p>
-      <w:pPr>
-        <w:rPr>
-          <w:rFonts w:ascii="CordiaUPC" w:hAnsi="CordiaUPC" w:cs="CordiaUPC"/>
-          <w:sz w:val="32"/>
-          <w:szCs w:val="32"/>
-        </w:rPr>
-      </w:pPr>
-    </w:p>
-    <w:p>
-      <w:pPr>
-        <w:rPr>
-          <w:rFonts w:ascii="CordiaUPC" w:hAnsi="CordiaUPC" w:cs="CordiaUPC"/>
-          <w:sz w:val="32"/>
-          <w:szCs w:val="32"/>
-        </w:rPr>
-      </w:pPr>
-    </w:p>
-    <w:p>
-      <w:pPr>
-        <w:rPr>
-          <w:rFonts w:ascii="CordiaUPC" w:hAnsi="CordiaUPC" w:cs="CordiaUPC"/>
-          <w:sz w:val="32"/>
-          <w:szCs w:val="32"/>
-        </w:rPr>
-      </w:pPr>
-    </w:p>
-    <w:p>
-      <w:pPr>
-        <w:rPr>
-          <w:rFonts w:ascii="CordiaUPC" w:hAnsi="CordiaUPC" w:cs="CordiaUPC"/>
-          <w:sz w:val="32"/>
-          <w:szCs w:val="32"/>
-        </w:rPr>
-      </w:pPr>
-    </w:p>
-    <w:p>
-      <w:pPr>
-        <w:rPr>
-          <w:rFonts w:ascii="CordiaUPC" w:hAnsi="CordiaUPC" w:cs="CordiaUPC"/>
-          <w:sz w:val="32"/>
-          <w:szCs w:val="32"/>
-        </w:rPr>
-      </w:pPr>
-    </w:p>
-    <w:p>
-      <w:pPr>
-        <w:rPr>
-          <w:rFonts w:ascii="CordiaUPC" w:hAnsi="CordiaUPC" w:cs="CordiaUPC"/>
-          <w:sz w:val="32"/>
-          <w:szCs w:val="32"/>
-        </w:rPr>
-      </w:pPr>
-    </w:p>
-    <w:p>
-      <w:pPr>
-        <w:spacing w:after="0"/>
-        <w:rPr>
-          <w:rFonts w:ascii="CordiaUPC" w:hAnsi="CordiaUPC" w:cs="CordiaUPC"/>
-          <w:sz w:val="32"/>
-          <w:szCs w:val="32"/>
-        </w:rPr>
-      </w:pPr>
-    </w:p>
-    <w:p>
-      <w:pPr>
-        <w:spacing w:after="0"/>
-        <w:rPr>
-          <w:rFonts w:ascii="CordiaUPC" w:hAnsi="CordiaUPC" w:cs="CordiaUPC"/>
-          <w:sz w:val="32"/>
-          <w:szCs w:val="32"/>
-        </w:rPr>
-      </w:pPr>
-    </w:p>
-    <w:p>
-      <w:pPr>
-        <w:rPr>
-          <w:rFonts w:ascii="CordiaUPC" w:hAnsi="CordiaUPC" w:cs="CordiaUPC"/>
-          <w:sz w:val="32"/>
-          <w:szCs w:val="32"/>
-        </w:rPr>
-      </w:pPr>
-    </w:p>
-    <w:p>
-      <w:pPr>
-        <w:rPr>
-          <w:rFonts w:ascii="CordiaUPC" w:hAnsi="CordiaUPC" w:cs="CordiaUPC"/>
-          <w:sz w:val="32"/>
-          <w:szCs w:val="32"/>
-        </w:rPr>
-      </w:pPr>
-    </w:p>
-    <w:p>
-      <w:pPr>
-        <w:rPr>
-          <w:rFonts w:ascii="CordiaUPC" w:hAnsi="CordiaUPC" w:cs="CordiaUPC"/>
-          <w:sz w:val="32"/>
-          <w:szCs w:val="32"/>
-        </w:rPr>
-      </w:pPr>
-    </w:p>
-    <w:p>
-      <w:pPr>
-        <w:rPr>
-          <w:rFonts w:ascii="CordiaUPC" w:hAnsi="CordiaUPC" w:cs="CordiaUPC"/>
-          <w:sz w:val="32"/>
-          <w:szCs w:val="32"/>
-        </w:rPr>
-      </w:pPr>
-      <w:r>
-        <w:rPr>
-          <w:noProof/>
-        </w:rPr>
-      </w:r>
-    </w:p>
-    <w:p>
-      <w:pPr>
-        <w:rPr>
-          <w:noProof/>
-        </w:rPr>
-      </w:pPr>
-    </w:p>
-    <w:p>
-      <w:pPr>
-        <w:rPr>
-          <w:rFonts w:ascii="CordiaUPC" w:hAnsi="CordiaUPC" w:cs="CordiaUPC"/>
-          <w:sz w:val="32"/>
-          <w:szCs w:val="32"/>
-        </w:rPr>
-      </w:pPr>
-    </w:p>
-    <w:p>
-      <w:pPr>
-        <w:rPr>
-          <w:rFonts w:ascii="CordiaUPC" w:hAnsi="CordiaUPC" w:cs="CordiaUPC"/>
-          <w:sz w:val="32"/>
-          <w:szCs w:val="32"/>
-        </w:rPr>
-      </w:pPr>
-    </w:p>
-    <w:p>
-      <w:pPr>
-        <w:rPr>
-          <w:rFonts w:ascii="CordiaUPC" w:hAnsi="CordiaUPC" w:cs="CordiaUPC"/>
-          <w:sz w:val="32"/>
-          <w:szCs w:val="32"/>
-        </w:rPr>
-      </w:pPr>
-    </w:p>
-    <w:p>
-      <w:pPr>
-        <w:rPr>
-          <w:rFonts w:ascii="CordiaUPC" w:hAnsi="CordiaUPC" w:cs="CordiaUPC"/>
-          <w:sz w:val="32"/>
-          <w:szCs w:val="32"/>
-        </w:rPr>
-      </w:pPr>
-    </w:p>
-    <w:p>
-      <w:pPr>
-        <w:rPr>
-          <w:rFonts w:ascii="CordiaUPC" w:hAnsi="CordiaUPC" w:cs="CordiaUPC"/>
-          <w:sz w:val="32"/>
-          <w:szCs w:val="32"/>
-        </w:rPr>
-      </w:pPr>
-    </w:p>
-    <w:p>
-      <w:pPr>
-        <w:rPr>
-          <w:rFonts w:ascii="CordiaUPC" w:hAnsi="CordiaUPC" w:cs="CordiaUPC"/>
-          <w:sz w:val="32"/>
-          <w:szCs w:val="32"/>
-        </w:rPr>
-      </w:pPr>
-    </w:p>
-    <w:p>
-      <w:pPr>
-        <w:rPr>
-          <w:rFonts w:ascii="CordiaUPC" w:hAnsi="CordiaUPC" w:cs="CordiaUPC"/>
-          <w:sz w:val="32"/>
-          <w:szCs w:val="32"/>
-        </w:rPr>
-      </w:pPr>
-    </w:p>
-    <w:p>
-      <w:pPr>
-        <w:rPr>
-          <w:rFonts w:ascii="CordiaUPC" w:hAnsi="CordiaUPC" w:cs="CordiaUPC"/>
-          <w:sz w:val="32"/>
-          <w:szCs w:val="32"/>
-        </w:rPr>
-      </w:pPr>
-    </w:p>
-    <w:p>
-      <w:pPr>
-        <w:rPr>
-          <w:rFonts w:ascii="CordiaUPC" w:hAnsi="CordiaUPC" w:cs="CordiaUPC"/>
-          <w:sz w:val="32"/>
-          <w:szCs w:val="32"/>
-        </w:rPr>
-      </w:pPr>
-    </w:p>
-    <w:p>
-      <w:pPr>
-        <w:rPr>
-          <w:rFonts w:ascii="CordiaUPC" w:hAnsi="CordiaUPC" w:cs="CordiaUPC"/>
-          <w:sz w:val="32"/>
-          <w:szCs w:val="32"/>
-        </w:rPr>
-      </w:pPr>
-    </w:p>
-    <w:p>
-      <w:pPr>
-        <w:rPr>
-          <w:rFonts w:ascii="CordiaUPC" w:hAnsi="CordiaUPC" w:cs="CordiaUPC"/>
-          <w:sz w:val="32"/>
-          <w:szCs w:val="32"/>
-        </w:rPr>
-      </w:pPr>
-    </w:p>
-    <w:p>
-      <w:pPr>
-        <w:rPr>
-          <w:rFonts w:ascii="CordiaUPC" w:hAnsi="CordiaUPC" w:cs="CordiaUPC"/>
-          <w:sz w:val="32"/>
-          <w:szCs w:val="32"/>
-        </w:rPr>
-      </w:pPr>
-    </w:p>
-    <w:p>
-      <w:pPr>
-        <w:rPr>
-          <w:rFonts w:ascii="CordiaUPC" w:hAnsi="CordiaUPC" w:cs="CordiaUPC"/>
-          <w:sz w:val="32"/>
-          <w:szCs w:val="32"/>
-        </w:rPr>
-      </w:pPr>
-    </w:p>
-    <w:p>
-      <w:pPr>
-        <w:rPr>
-          <w:rFonts w:ascii="CordiaUPC" w:hAnsi="CordiaUPC" w:cs="CordiaUPC"/>
-          <w:sz w:val="32"/>
-          <w:szCs w:val="32"/>
-        </w:rPr>
-      </w:pPr>
-    </w:p>
-    <w:p>
-      <w:pPr>
-        <w:rPr>
-          <w:rFonts w:ascii="CordiaUPC" w:hAnsi="CordiaUPC" w:cs="CordiaUPC"/>
-          <w:sz w:val="32"/>
-          <w:szCs w:val="32"/>
-        </w:rPr>
-      </w:pPr>
-    </w:p>
-    <w:p>
-      <w:pPr>
-        <w:rPr>
-          <w:rFonts w:ascii="CordiaUPC" w:hAnsi="CordiaUPC" w:cs="CordiaUPC"/>
-          <w:sz w:val="32"/>
-          <w:szCs w:val="32"/>
-        </w:rPr>
-      </w:pPr>
-    </w:p>
-    <w:p>
-      <w:pPr>
-        <w:rPr>
-          <w:rFonts w:ascii="CordiaUPC" w:hAnsi="CordiaUPC" w:cs="CordiaUPC"/>
-          <w:sz w:val="32"/>
-          <w:szCs w:val="32"/>
-        </w:rPr>
-      </w:pPr>
-    </w:p>
-    <w:p>
-      <w:pPr>
-        <w:rPr>
-          <w:rFonts w:ascii="CordiaUPC" w:hAnsi="CordiaUPC" w:cs="CordiaUPC"/>
-          <w:sz w:val="32"/>
-          <w:szCs w:val="32"/>
-        </w:rPr>
-      </w:pPr>
-    </w:p>
-    <w:p>
-      <w:pPr>
-        <w:rPr>
-          <w:rFonts w:ascii="CordiaUPC" w:hAnsi="CordiaUPC" w:cs="CordiaUPC"/>
-          <w:sz w:val="32"/>
-          <w:szCs w:val="32"/>
-        </w:rPr>
-      </w:pPr>
-    </w:p>
-    <w:p>
-      <w:pPr>
-        <w:rPr>
-          <w:rFonts w:ascii="CordiaUPC" w:hAnsi="CordiaUPC" w:cs="CordiaUPC"/>
-          <w:sz w:val="32"/>
-          <w:szCs w:val="32"/>
-        </w:rPr>
-      </w:pPr>
-    </w:p>
-    <w:p>
-      <w:pPr>
-        <w:rPr>
-          <w:rFonts w:ascii="CordiaUPC" w:hAnsi="CordiaUPC" w:cs="CordiaUPC"/>
-          <w:sz w:val="32"/>
-          <w:szCs w:val="32"/>
-        </w:rPr>
-      </w:pPr>
-    </w:p>
-    <w:p>
-      <w:pPr>
-        <w:rPr>
-          <w:noProof/>
-        </w:rPr>
-      </w:pPr>
-    </w:p>
-    <w:p>
-      <w:pPr>
-        <w:rPr>
-          <w:rFonts w:ascii="CordiaUPC" w:hAnsi="CordiaUPC" w:cs="CordiaUPC"/>
-          <w:sz w:val="32"/>
-          <w:szCs w:val="32"/>
-        </w:rPr>
-      </w:pPr>
-      <w:r>
-        <w:rPr>
-          <w:noProof/>
-        </w:rPr>
-      </w:r>
-    </w:p>
-    <w:p>
-      <w:pPr>
-        <w:rPr>
-          <w:rFonts w:ascii="CordiaUPC" w:hAnsi="CordiaUPC" w:cs="CordiaUPC"/>
-          <w:sz w:val="32"/>
-          <w:szCs w:val="32"/>
-        </w:rPr>
-      </w:pPr>
-    </w:p>
-    <w:p>
-      <w:pPr>
-        <w:rPr>
-          <w:rFonts w:ascii="CordiaUPC" w:hAnsi="CordiaUPC" w:cs="CordiaUPC"/>
-          <w:sz w:val="32"/>
-          <w:szCs w:val="32"/>
-        </w:rPr>
-      </w:pPr>
-    </w:p>
-    <w:p>
-      <w:pPr>
-        <w:rPr>
-          <w:rFonts w:ascii="CordiaUPC" w:hAnsi="CordiaUPC" w:cs="CordiaUPC"/>
-          <w:sz w:val="32"/>
-          <w:szCs w:val="32"/>
-        </w:rPr>
-      </w:pPr>
-    </w:p>
-    <w:p>
-      <w:pPr>
-        <w:rPr>
-          <w:rFonts w:ascii="CordiaUPC" w:hAnsi="CordiaUPC" w:cs="CordiaUPC"/>
-          <w:sz w:val="32"/>
-          <w:szCs w:val="32"/>
-        </w:rPr>
-      </w:pPr>
-    </w:p>
-    <w:p>
-      <w:pPr>
-        <w:rPr>
-          <w:rFonts w:ascii="CordiaUPC" w:hAnsi="CordiaUPC" w:cs="CordiaUPC"/>
-          <w:sz w:val="32"/>
-          <w:szCs w:val="32"/>
-        </w:rPr>
-      </w:pPr>
-    </w:p>
-    <w:p>
-      <w:pPr>
-        <w:rPr>
-          <w:rFonts w:ascii="CordiaUPC" w:hAnsi="CordiaUPC" w:cs="CordiaUPC"/>
-          <w:sz w:val="32"/>
-          <w:szCs w:val="32"/>
-        </w:rPr>
-      </w:pPr>
-    </w:p>
-    <w:p>
-      <w:pPr>
-        <w:rPr>
-          <w:rFonts w:ascii="CordiaUPC" w:hAnsi="CordiaUPC" w:cs="CordiaUPC"/>
-          <w:sz w:val="32"/>
-          <w:szCs w:val="32"/>
-        </w:rPr>
-      </w:pPr>
-    </w:p>
-    <w:p>
-      <w:pPr>
-        <w:rPr>
-          <w:noProof/>
-        </w:rPr>
-      </w:pPr>
-    </w:p>
-    <w:p>
-      <w:pPr>
-        <w:rPr>
-          <w:rFonts w:ascii="CordiaUPC" w:hAnsi="CordiaUPC" w:cs="CordiaUPC"/>
-          <w:sz w:val="32"/>
-          <w:szCs w:val="32"/>
-        </w:rPr>
-      </w:pPr>
-    </w:p>
-    <w:p>
-      <w:pPr>
-        <w:rPr>
-          <w:rFonts w:ascii="CordiaUPC" w:hAnsi="CordiaUPC" w:cs="CordiaUPC"/>
-          <w:sz w:val="32"/>
-          <w:szCs w:val="32"/>
-          <w:cs/>
-        </w:rPr>
-      </w:pPr>
-      <w:r>
-        <w:rPr>
-          <w:noProof/>
-        </w:rPr>
-      </w:r>
-      <w:r>
-        <w:rPr>
-          <w:noProof/>
-        </w:rPr>
-        <w:t xml:space="preserve">  </w:t>
-      </w:r>
-    </w:p>
-    <w:p>
-      <w:pPr>
-        <w:rPr>
-          <w:rFonts w:ascii="CordiaUPC" w:hAnsi="CordiaUPC" w:cs="CordiaUPC"/>
-          <w:sz w:val="32"/>
-          <w:szCs w:val="32"/>
-        </w:rPr>
-      </w:pPr>
-    </w:p>
-    <w:p>
-      <w:pPr>
-        <w:rPr>
-          <w:rFonts w:ascii="CordiaUPC" w:hAnsi="CordiaUPC" w:cs="CordiaUPC"/>
-          <w:sz w:val="32"/>
-          <w:szCs w:val="32"/>
-        </w:rPr>
-      </w:pPr>
-    </w:p>
-    <w:p>
-      <w:pPr>
-        <w:rPr>
-          <w:rFonts w:ascii="CordiaUPC" w:hAnsi="CordiaUPC" w:cs="CordiaUPC"/>
-          <w:sz w:val="32"/>
-          <w:szCs w:val="32"/>
-        </w:rPr>
-      </w:pPr>
-    </w:p>
-    <w:p>
-      <w:pPr>
-        <w:rPr>
-          <w:rFonts w:ascii="CordiaUPC" w:hAnsi="CordiaUPC" w:cs="CordiaUPC"/>
-          <w:sz w:val="32"/>
-          <w:szCs w:val="32"/>
-        </w:rPr>
-      </w:pPr>
-    </w:p>
-    <w:p>
-      <w:pPr>
-        <w:rPr>
-          <w:rFonts w:ascii="CordiaUPC" w:hAnsi="CordiaUPC" w:cs="CordiaUPC"/>
-          <w:sz w:val="32"/>
-          <w:szCs w:val="32"/>
-        </w:rPr>
-      </w:pPr>
-    </w:p>
-    <w:p>
-      <w:pPr>
-        <w:rPr>
-          <w:rFonts w:ascii="CordiaUPC" w:hAnsi="CordiaUPC" w:cs="CordiaUPC"/>
-          <w:sz w:val="32"/>
-          <w:szCs w:val="32"/>
-        </w:rPr>
-      </w:pPr>
     </w:p>
     <w:sectPr>
       <w:headerReference w:type="even" r:id="rId13"/>

--- a/templates/sale.docx
+++ b/templates/sale.docx
@@ -5532,7 +5532,7 @@
           <w:sz w:val="32"/>
           <w:szCs w:val="32"/>
         </w:rPr>
-        <w:t>4.2</w:t>
+        <w:t xml:space="preserve">4.3กรณีผู้ซื้อประสงค์</w:t>
       </w:r>
       <w:r>
         <w:rPr>
@@ -5549,25 +5549,25 @@
           <w:szCs w:val="32"/>
           <w:cs/>
         </w:rPr>
-        <w:t>กรณีผู้ซื้อประสงค์นำทรัพย์สินไปใช้หรือย้ายข้ามเขตภูมิลำเนา ให้ถือเป็นหน้าที่ของผู้ซื้อที่จะต้องดำเนินการ</w:t>
-      </w:r>
-      <w:r>
-        <w:rPr>
-          <w:rFonts w:ascii="CordiaUPC" w:hAnsi="CordiaUPC" w:cs="CordiaUPC" w:hint="cs"/>
-          <w:sz w:val="32"/>
-          <w:szCs w:val="32"/>
-          <w:cs/>
-        </w:rPr>
-        <w:t>ต่อนายทะเบียนยานพาหนะท้องที่</w:t>
-      </w:r>
-      <w:r>
-        <w:rPr>
-          <w:rFonts w:ascii="CordiaUPC" w:hAnsi="CordiaUPC" w:cs="CordiaUPC" w:hint="cs"/>
-          <w:sz w:val="32"/>
-          <w:szCs w:val="32"/>
-          <w:cs/>
-        </w:rPr>
-        <w:t>เอง</w:t>
+        <w:t xml:space="preserve">นำทรัพย์สินไปใช้หรือย้ายข้ามเขตภูมิลำเนา ให้ถือเป็นหน้าที่ของผู้ซื้อที่จะต้องดำเนินการ</w:t>
+      </w:r>
+      <w:r>
+        <w:rPr>
+          <w:rFonts w:ascii="CordiaUPC" w:hAnsi="CordiaUPC" w:cs="CordiaUPC" w:hint="cs"/>
+          <w:sz w:val="32"/>
+          <w:szCs w:val="32"/>
+          <w:cs/>
+        </w:rPr>
+        <w:t xml:space="preserve">ต่อนายทะเบียนยานพาหนะท้องที่</w:t>
+      </w:r>
+      <w:r>
+        <w:rPr>
+          <w:rFonts w:ascii="CordiaUPC" w:hAnsi="CordiaUPC" w:cs="CordiaUPC" w:hint="cs"/>
+          <w:sz w:val="32"/>
+          <w:szCs w:val="32"/>
+          <w:cs/>
+        </w:rPr>
+        <w:t xml:space="preserve">เอง</w:t>
       </w:r>
     </w:p>
     <w:p>
@@ -5794,7 +5794,7 @@
           <w:sz w:val="32"/>
           <w:szCs w:val="32"/>
         </w:rPr>
-        <w:t>5.1.2</w:t>
+        <w:t xml:space="preserve">5.1.1เมื่อผู้ซื้อผิดนัด</w:t>
       </w:r>
       <w:r>
         <w:rPr>
@@ -5811,7 +5811,7 @@
           <w:szCs w:val="32"/>
           <w:cs/>
         </w:rPr>
-        <w:t>เมื่อผู้ซื้อผิดนัด</w:t>
+        <w:t xml:space="preserve"/>
       </w:r>
       <w:r>
         <w:rPr>
@@ -5820,7 +5820,7 @@
           <w:szCs w:val="32"/>
           <w:cs/>
         </w:rPr>
-        <w:t>การ</w:t>
+        <w:t xml:space="preserve">การ</w:t>
       </w:r>
       <w:r>
         <w:rPr>
@@ -5829,7 +5829,7 @@
           <w:szCs w:val="32"/>
           <w:cs/>
         </w:rPr>
-        <w:t>ชำระเงิน</w:t>
+        <w:t xml:space="preserve">ชำระเงิน</w:t>
       </w:r>
       <w:r>
         <w:rPr>
@@ -5838,7 +5838,7 @@
           <w:szCs w:val="32"/>
           <w:cs/>
         </w:rPr>
-        <w:t>ดาวน์และ/หรือเงินค่างวด</w:t>
+        <w:t xml:space="preserve">ดาวน์และ/หรือเงินค่างวด</w:t>
       </w:r>
       <w:r>
         <w:rPr>
@@ -5847,7 +5847,7 @@
           <w:szCs w:val="32"/>
           <w:cs/>
         </w:rPr>
-        <w:t>ตามข้อ</w:t>
+        <w:t xml:space="preserve">ตามข้อ</w:t>
       </w:r>
       <w:r>
         <w:rPr>
@@ -5864,7 +5864,7 @@
           <w:sz w:val="32"/>
           <w:szCs w:val="32"/>
         </w:rPr>
-        <w:t>2</w:t>
+        <w:t xml:space="preserve">2</w:t>
       </w:r>
       <w:r>
         <w:rPr>
@@ -7154,7 +7154,7 @@
           <w:sz w:val="32"/>
           <w:szCs w:val="32"/>
         </w:rPr>
-        <w:t>6.3</w:t>
+        <w:t xml:space="preserve">6.4การแจ้งไปยังผู้ซื้อ</w:t>
       </w:r>
       <w:r>
         <w:rPr>
@@ -7171,124 +7171,124 @@
           <w:szCs w:val="32"/>
           <w:cs/>
         </w:rPr>
-        <w:t>การแจ้งไปยังผู้</w:t>
-      </w:r>
-      <w:r>
-        <w:rPr>
-          <w:rFonts w:ascii="CordiaUPC" w:hAnsi="CordiaUPC" w:cs="CordiaUPC" w:hint="cs"/>
-          <w:sz w:val="32"/>
-          <w:szCs w:val="32"/>
-          <w:cs/>
-        </w:rPr>
-        <w:t>ซื้อ</w:t>
-      </w:r>
-      <w:r>
-        <w:rPr>
-          <w:rFonts w:ascii="CordiaUPC" w:hAnsi="CordiaUPC" w:cs="CordiaUPC"/>
-          <w:sz w:val="32"/>
-          <w:szCs w:val="32"/>
-          <w:cs/>
-        </w:rPr>
-        <w:t>ให้ทราบภาระการช</w:t>
-      </w:r>
-      <w:r>
-        <w:rPr>
-          <w:rFonts w:ascii="CordiaUPC" w:hAnsi="CordiaUPC" w:cs="CordiaUPC" w:hint="cs"/>
-          <w:sz w:val="32"/>
-          <w:szCs w:val="32"/>
-          <w:cs/>
-        </w:rPr>
-        <w:t>ำ</w:t>
-      </w:r>
-      <w:r>
-        <w:rPr>
-          <w:rFonts w:ascii="CordiaUPC" w:hAnsi="CordiaUPC" w:cs="CordiaUPC"/>
-          <w:sz w:val="32"/>
-          <w:szCs w:val="32"/>
-          <w:cs/>
-        </w:rPr>
-        <w:t>ระหนี้ หรือส่งค</w:t>
-      </w:r>
-      <w:r>
-        <w:rPr>
-          <w:rFonts w:ascii="CordiaUPC" w:hAnsi="CordiaUPC" w:cs="CordiaUPC" w:hint="cs"/>
-          <w:sz w:val="32"/>
-          <w:szCs w:val="32"/>
-          <w:cs/>
-        </w:rPr>
-        <w:t>ำ</w:t>
-      </w:r>
-      <w:r>
-        <w:rPr>
-          <w:rFonts w:ascii="CordiaUPC" w:hAnsi="CordiaUPC" w:cs="CordiaUPC"/>
-          <w:sz w:val="32"/>
-          <w:szCs w:val="32"/>
-          <w:cs/>
-        </w:rPr>
-        <w:t>บอกกล่าวเป็นหนังสือบอกกล่าวทวงถาม หรือหนังสืออื่นใดที่จะส่งให้แก่</w:t>
-      </w:r>
-      <w:r>
-        <w:rPr>
-          <w:rFonts w:ascii="CordiaUPC" w:hAnsi="CordiaUPC" w:cs="CordiaUPC" w:hint="cs"/>
-          <w:sz w:val="32"/>
-          <w:szCs w:val="32"/>
-          <w:cs/>
-        </w:rPr>
-        <w:t>ผู้ซื้อ</w:t>
-      </w:r>
-      <w:r>
-        <w:rPr>
-          <w:rFonts w:ascii="CordiaUPC" w:hAnsi="CordiaUPC" w:cs="CordiaUPC"/>
-          <w:sz w:val="32"/>
-          <w:szCs w:val="32"/>
-          <w:cs/>
-        </w:rPr>
-        <w:t>โดยไปรษณีย์ลงทะเบียนหรือไม่ลงทะเบียน ถ้าหากได้ส่งไปยังสถานที่ที่ระบุไว้ข้างต้นของสัญญาหรือที่อยู่ที่</w:t>
-      </w:r>
-      <w:r>
-        <w:rPr>
-          <w:rFonts w:ascii="CordiaUPC" w:hAnsi="CordiaUPC" w:cs="CordiaUPC" w:hint="cs"/>
-          <w:sz w:val="32"/>
-          <w:szCs w:val="32"/>
-          <w:cs/>
-        </w:rPr>
-        <w:t>ผู้ซื้อ</w:t>
-      </w:r>
-      <w:r>
-        <w:rPr>
-          <w:rFonts w:ascii="CordiaUPC" w:hAnsi="CordiaUPC" w:cs="CordiaUPC"/>
-          <w:sz w:val="32"/>
-          <w:szCs w:val="32"/>
-          <w:cs/>
-        </w:rPr>
-        <w:t>แจ้งการเปลี่ยนแปลงไว้เป็นหนังสือ</w:t>
-      </w:r>
-      <w:r>
-        <w:rPr>
-          <w:rFonts w:ascii="CordiaUPC" w:hAnsi="CordiaUPC" w:cs="CordiaUPC" w:hint="cs"/>
-          <w:sz w:val="32"/>
-          <w:szCs w:val="32"/>
-          <w:cs/>
-        </w:rPr>
-        <w:t>ให้ผู้ขายทราบ</w:t>
-      </w:r>
-      <w:r>
-        <w:rPr>
-          <w:rFonts w:ascii="CordiaUPC" w:hAnsi="CordiaUPC" w:cs="CordiaUPC"/>
-          <w:sz w:val="32"/>
-          <w:szCs w:val="32"/>
-          <w:cs/>
-        </w:rPr>
-        <w:t>แล้ว ให้ถือว่าเป็นการส่งโดยชอบด้วยกฎหมาย และหากส่งให้ไม่ได้เพราะสถานที่ดังกล่าวเปลี่ยนแปลงหรือรื้อถอนไปโดย</w:t>
-      </w:r>
-      <w:r>
-        <w:rPr>
-          <w:rFonts w:ascii="CordiaUPC" w:hAnsi="CordiaUPC" w:cs="CordiaUPC" w:hint="cs"/>
-          <w:sz w:val="32"/>
-          <w:szCs w:val="32"/>
-          <w:cs/>
-        </w:rPr>
-        <w:t>ผู้ซื้อ</w:t>
+        <w:t xml:space="preserve"/>
+      </w:r>
+      <w:r>
+        <w:rPr>
+          <w:rFonts w:ascii="CordiaUPC" w:hAnsi="CordiaUPC" w:cs="CordiaUPC" w:hint="cs"/>
+          <w:sz w:val="32"/>
+          <w:szCs w:val="32"/>
+          <w:cs/>
+        </w:rPr>
+        <w:t xml:space="preserve"/>
+      </w:r>
+      <w:r>
+        <w:rPr>
+          <w:rFonts w:ascii="CordiaUPC" w:hAnsi="CordiaUPC" w:cs="CordiaUPC"/>
+          <w:sz w:val="32"/>
+          <w:szCs w:val="32"/>
+          <w:cs/>
+        </w:rPr>
+        <w:t xml:space="preserve">ให้ทราบภาระการช</w:t>
+      </w:r>
+      <w:r>
+        <w:rPr>
+          <w:rFonts w:ascii="CordiaUPC" w:hAnsi="CordiaUPC" w:cs="CordiaUPC" w:hint="cs"/>
+          <w:sz w:val="32"/>
+          <w:szCs w:val="32"/>
+          <w:cs/>
+        </w:rPr>
+        <w:t xml:space="preserve">ำ</w:t>
+      </w:r>
+      <w:r>
+        <w:rPr>
+          <w:rFonts w:ascii="CordiaUPC" w:hAnsi="CordiaUPC" w:cs="CordiaUPC"/>
+          <w:sz w:val="32"/>
+          <w:szCs w:val="32"/>
+          <w:cs/>
+        </w:rPr>
+        <w:t xml:space="preserve">ระหนี้ หรือส่งค</w:t>
+      </w:r>
+      <w:r>
+        <w:rPr>
+          <w:rFonts w:ascii="CordiaUPC" w:hAnsi="CordiaUPC" w:cs="CordiaUPC" w:hint="cs"/>
+          <w:sz w:val="32"/>
+          <w:szCs w:val="32"/>
+          <w:cs/>
+        </w:rPr>
+        <w:t xml:space="preserve">ำ</w:t>
+      </w:r>
+      <w:r>
+        <w:rPr>
+          <w:rFonts w:ascii="CordiaUPC" w:hAnsi="CordiaUPC" w:cs="CordiaUPC"/>
+          <w:sz w:val="32"/>
+          <w:szCs w:val="32"/>
+          <w:cs/>
+        </w:rPr>
+        <w:t xml:space="preserve">บอกกล่าวเป็นหนังสือบอกกล่าวทวงถาม หรือหนังสืออื่นใดที่จะส่งให้แก่</w:t>
+      </w:r>
+      <w:r>
+        <w:rPr>
+          <w:rFonts w:ascii="CordiaUPC" w:hAnsi="CordiaUPC" w:cs="CordiaUPC" w:hint="cs"/>
+          <w:sz w:val="32"/>
+          <w:szCs w:val="32"/>
+          <w:cs/>
+        </w:rPr>
+        <w:t xml:space="preserve">ผู้ซื้อ</w:t>
+      </w:r>
+      <w:r>
+        <w:rPr>
+          <w:rFonts w:ascii="CordiaUPC" w:hAnsi="CordiaUPC" w:cs="CordiaUPC"/>
+          <w:sz w:val="32"/>
+          <w:szCs w:val="32"/>
+          <w:cs/>
+        </w:rPr>
+        <w:t xml:space="preserve">โดยไปรษณีย์ลงทะเบียนหรือไม่ลงทะเบียน ถ้าหากได้ส่งไปยังสถานที่ที่ระบุไว้ข้างต้นของสัญญาหรือที่อยู่ที่</w:t>
+      </w:r>
+      <w:r>
+        <w:rPr>
+          <w:rFonts w:ascii="CordiaUPC" w:hAnsi="CordiaUPC" w:cs="CordiaUPC" w:hint="cs"/>
+          <w:sz w:val="32"/>
+          <w:szCs w:val="32"/>
+          <w:cs/>
+        </w:rPr>
+        <w:t xml:space="preserve">ผู้ซื้อ</w:t>
+      </w:r>
+      <w:r>
+        <w:rPr>
+          <w:rFonts w:ascii="CordiaUPC" w:hAnsi="CordiaUPC" w:cs="CordiaUPC"/>
+          <w:sz w:val="32"/>
+          <w:szCs w:val="32"/>
+          <w:cs/>
+        </w:rPr>
+        <w:t xml:space="preserve">แจ้งการเปลี่ยนแปลงไว้เป็นหนังสือ</w:t>
+      </w:r>
+      <w:r>
+        <w:rPr>
+          <w:rFonts w:ascii="CordiaUPC" w:hAnsi="CordiaUPC" w:cs="CordiaUPC" w:hint="cs"/>
+          <w:sz w:val="32"/>
+          <w:szCs w:val="32"/>
+          <w:cs/>
+        </w:rPr>
+        <w:t xml:space="preserve">ให้ผู้ขายทราบ</w:t>
+      </w:r>
+      <w:r>
+        <w:rPr>
+          <w:rFonts w:ascii="CordiaUPC" w:hAnsi="CordiaUPC" w:cs="CordiaUPC"/>
+          <w:sz w:val="32"/>
+          <w:szCs w:val="32"/>
+          <w:cs/>
+        </w:rPr>
+        <w:t xml:space="preserve">แล้ว ให้ถือว่าเป็นการส่งโดยชอบด้วยกฎหมาย และหากส่งให้ไม่ได้เพราะสถานที่ดังกล่าวเปลี่ยนแปลงหรือรื้อถอนไปโดย</w:t>
+      </w:r>
+      <w:r>
+        <w:rPr>
+          <w:rFonts w:ascii="CordiaUPC" w:hAnsi="CordiaUPC" w:cs="CordiaUPC" w:hint="cs"/>
+          <w:sz w:val="32"/>
+          <w:szCs w:val="32"/>
+          <w:cs/>
+        </w:rPr>
+        <w:t xml:space="preserve">ผู้ซื้อ</w:t>
       </w:r>
       <w:r>
         <w:rPr>
@@ -7316,7 +7316,7 @@
           <w:sz w:val="32"/>
           <w:szCs w:val="32"/>
         </w:rPr>
-        <w:t>6.4</w:t>
+        <w:t xml:space="preserve">6.5ผู้ซื้อสัญญาว่า</w:t>
       </w:r>
       <w:r>
         <w:rPr>
@@ -7335,25 +7335,25 @@
           <w:szCs w:val="32"/>
           <w:cs/>
         </w:rPr>
-        <w:t>ผู้ซื้อ</w:t>
-      </w:r>
-      <w:r>
-        <w:rPr>
-          <w:rFonts w:ascii="CordiaUPC" w:hAnsi="CordiaUPC" w:cs="CordiaUPC"/>
-          <w:sz w:val="32"/>
-          <w:szCs w:val="32"/>
-          <w:cs/>
-        </w:rPr>
-        <w:t>สัญญาว่า ถ้า</w:t>
-      </w:r>
-      <w:r>
-        <w:rPr>
-          <w:rFonts w:ascii="CordiaUPC" w:hAnsi="CordiaUPC" w:cs="CordiaUPC" w:hint="cs"/>
-          <w:sz w:val="32"/>
-          <w:szCs w:val="32"/>
-          <w:cs/>
-        </w:rPr>
-        <w:t>ผู้ซื้อ</w:t>
+        <w:t xml:space="preserve"/>
+      </w:r>
+      <w:r>
+        <w:rPr>
+          <w:rFonts w:ascii="CordiaUPC" w:hAnsi="CordiaUPC" w:cs="CordiaUPC"/>
+          <w:sz w:val="32"/>
+          <w:szCs w:val="32"/>
+          <w:cs/>
+        </w:rPr>
+        <w:t xml:space="preserve"> ถ้า</w:t>
+      </w:r>
+      <w:r>
+        <w:rPr>
+          <w:rFonts w:ascii="CordiaUPC" w:hAnsi="CordiaUPC" w:cs="CordiaUPC" w:hint="cs"/>
+          <w:sz w:val="32"/>
+          <w:szCs w:val="32"/>
+          <w:cs/>
+        </w:rPr>
+        <w:t xml:space="preserve">ผู้ซื้อ</w:t>
       </w:r>
       <w:r>
         <w:rPr>
@@ -7371,7 +7371,7 @@
           <w:szCs w:val="32"/>
           <w:cs/>
         </w:rPr>
-        <w:t>ผู้ซื้อ</w:t>
+        <w:t xml:space="preserve">ผู้ซื้อ</w:t>
       </w:r>
       <w:r>
         <w:rPr>
@@ -7399,7 +7399,7 @@
           <w:sz w:val="32"/>
           <w:szCs w:val="32"/>
         </w:rPr>
-        <w:t>6.5</w:t>
+        <w:t xml:space="preserve">6.6ข้อกำหนดและเงื่อนไข</w:t>
       </w:r>
       <w:r>
         <w:rPr>
@@ -7418,7 +7418,7 @@
           <w:szCs w:val="32"/>
           <w:cs/>
         </w:rPr>
-        <w:t>ข้อกำหนดและเงื่อนไขในข้อสัญญาแต่ละข้อของสัญญาฉบับนี้ต่างมีผลบังคับใช้แยกต่างหากจากกัน กล่าวคือ ความสมบูรณ์และการมีผลบังคับใช้ของข้อสัญญาอื่น ๆ จะไม่ได้รับผลกระทบหากข้อสัญญาข้อใดข้อหนึ่ง</w:t>
+        <w:t xml:space="preserve">ในข้อสัญญาแต่ละข้อของสัญญาฉบับนี้ต่างมีผลบังคับใช้แยกต่างหากจากกัน กล่าวคือ ความสมบูรณ์และการมีผลบังคับใช้ของข้อสัญญาอื่น ๆ จะไม่ได้รับผลกระทบหากข้อสัญญาข้อใดข้อหนึ่ง</w:t>
       </w:r>
     </w:p>
     <w:p>
@@ -7466,7 +7466,7 @@
           <w:cs/>
           <w:lang w:val="en-US"/>
         </w:rPr>
-        <w:t>6.6</w:t>
+        <w:t xml:space="preserve">6.7การแก้ไขเพิ่มเติม</w:t>
       </w:r>
       <w:r>
         <w:rPr>
@@ -7488,7 +7488,7 @@
           <w:cs/>
           <w:lang w:val="en-US" w:bidi="th-TH"/>
         </w:rPr>
-        <w:t>การแก้ไขเพิ่มเติมสัญญาฉบับนี้ จะต้องทำเป็นหนังสือ และลงลายมือชื่อโดยคู่สัญญาทุกฝ่าย</w:t>
+        <w:t xml:space="preserve">สัญญาฉบับนี้ จะต้องทำเป็นหนังสือ และลงลายมือชื่อโดยคู่สัญญาทุกฝ่าย</w:t>
       </w:r>
     </w:p>
     <w:p>
@@ -7518,7 +7518,7 @@
           <w:cs/>
           <w:lang w:val="en-US" w:bidi="th-TH"/>
         </w:rPr>
-        <w:t>6.7</w:t>
+        <w:t xml:space="preserve">6.8คู่สัญญาตกลงว่า</w:t>
       </w:r>
       <w:r>
         <w:rPr>
@@ -7539,7 +7539,7 @@
           <w:cs/>
           <w:lang w:bidi="th-TH"/>
         </w:rPr>
-        <w:t>คู่สัญญาตกลงว่าให้ข้อตกลงตามสัญญานี้ มีผลใช้บังคับเหนือการตกลงใด ๆ ไม่ว่าโดยวาจา ข้อเสนอ บันทึกความเข้าใจใด ๆ ที่มีมาก่อนหน้านี้ของคู่สัญญา และในกรณีที่มีความขัดแย้งกันระหว่างข้อกำหนดตามสัญญานี้</w:t>
+        <w:t xml:space="preserve">ให้ข้อตกลงตามสัญญานี้ มีผลใช้บังคับเหนือการตกลงใด ๆ ไม่ว่าโดยวาจา ข้อเสนอ บันทึกความเข้าใจใด ๆ ที่มีมาก่อนหน้านี้ของคู่สัญญา และในกรณีที่มีความขัดแย้งกันระหว่างข้อกำหนดตามสัญญานี้</w:t>
       </w:r>
       <w:r>
         <w:rPr>
@@ -7550,7 +7550,7 @@
           <w:lang w:bidi="th-TH"/>
         </w:rPr>
         <w:lastRenderedPageBreak/>
-        <w:t>กับข้อตกลงด้วยวาจา ข้อเสนอ บันทึกความเข้าใจใด ๆ ที่มีมาก่อนหน้านี้ของคู่สัญญา ให้ถือเอาข้อกำหนดตามสัญญานี้ใช้บังคับ</w:t>
+        <w:t xml:space="preserve">กับข้อตกลงด้วยวาจา ข้อเสนอ บันทึกความเข้าใจใด ๆ ที่มีมาก่อนหน้านี้ของคู่สัญญา ให้ถือเอาข้อกำหนดตามสัญญานี้ใช้บังคับ</w:t>
       </w:r>
     </w:p>
     <w:p>
@@ -7571,7 +7571,7 @@
           <w:sz w:val="32"/>
           <w:szCs w:val="32"/>
         </w:rPr>
-        <w:t>6.8</w:t>
+        <w:t xml:space="preserve">6.9สัญญาฉบับนี้</w:t>
       </w:r>
       <w:r>
         <w:rPr>
@@ -7590,7 +7590,7 @@
           <w:cs/>
           <w:lang w:val="en-GB"/>
         </w:rPr>
-        <w:t>สัญญาฉบับนี้ให้อยู่ในบังคับและการตีความตามกฎหมายไทย</w:t>
+        <w:t xml:space="preserve">ให้อยู่ในบังคับและการตีความตามกฎหมายไทย</w:t>
       </w:r>
     </w:p>
     <w:p>

--- a/templates/sale.docx
+++ b/templates/sale.docx
@@ -8491,1637 +8491,6 @@
           <w:cs/>
         </w:rPr>
         <w:t xml:space="preserve"> )</w:t>
-      </w:r>
-    </w:p>
-    <w:p>
-      <w:pPr>
-        <w:rPr>
-          <w:rFonts w:ascii="CordiaUPC" w:hAnsi="CordiaUPC" w:cs="CordiaUPC"/>
-          <w:sz w:val="32"/>
-          <w:szCs w:val="32"/>
-        </w:rPr>
-      </w:pPr>
-    </w:p>
-    <w:p>
-      <w:pPr>
-        <w:rPr>
-          <w:rFonts w:ascii="CordiaUPC" w:hAnsi="CordiaUPC" w:cs="CordiaUPC"/>
-          <w:sz w:val="32"/>
-          <w:szCs w:val="32"/>
-        </w:rPr>
-      </w:pPr>
-    </w:p>
-    <w:p>
-      <w:pPr>
-        <w:rPr>
-          <w:rFonts w:ascii="CordiaUPC" w:hAnsi="CordiaUPC" w:cs="CordiaUPC"/>
-          <w:sz w:val="32"/>
-          <w:szCs w:val="32"/>
-        </w:rPr>
-      </w:pPr>
-    </w:p>
-    <w:p>
-      <w:pPr>
-        <w:rPr>
-          <w:rFonts w:ascii="CordiaUPC" w:hAnsi="CordiaUPC" w:cs="CordiaUPC"/>
-          <w:sz w:val="32"/>
-          <w:szCs w:val="32"/>
-        </w:rPr>
-      </w:pPr>
-    </w:p>
-    <w:p>
-      <w:pPr>
-        <w:rPr>
-          <w:rFonts w:ascii="CordiaUPC" w:hAnsi="CordiaUPC" w:cs="CordiaUPC"/>
-          <w:sz w:val="32"/>
-          <w:szCs w:val="32"/>
-        </w:rPr>
-      </w:pPr>
-    </w:p>
-    <w:p>
-      <w:pPr>
-        <w:rPr>
-          <w:rFonts w:ascii="CordiaUPC" w:hAnsi="CordiaUPC" w:cs="CordiaUPC"/>
-          <w:sz w:val="32"/>
-          <w:szCs w:val="32"/>
-        </w:rPr>
-      </w:pPr>
-    </w:p>
-    <w:p>
-      <w:pPr>
-        <w:rPr>
-          <w:rFonts w:ascii="CordiaUPC" w:hAnsi="CordiaUPC" w:cs="CordiaUPC"/>
-          <w:sz w:val="32"/>
-          <w:szCs w:val="32"/>
-        </w:rPr>
-      </w:pPr>
-    </w:p>
-    <w:p>
-      <w:pPr>
-        <w:rPr>
-          <w:rFonts w:ascii="CordiaUPC" w:hAnsi="CordiaUPC" w:cs="CordiaUPC"/>
-          <w:sz w:val="32"/>
-          <w:szCs w:val="32"/>
-        </w:rPr>
-      </w:pPr>
-    </w:p>
-    <w:p>
-      <w:pPr>
-        <w:rPr>
-          <w:rFonts w:ascii="CordiaUPC" w:hAnsi="CordiaUPC" w:cs="CordiaUPC"/>
-          <w:sz w:val="32"/>
-          <w:szCs w:val="32"/>
-        </w:rPr>
-      </w:pPr>
-    </w:p>
-    <w:p>
-      <w:pPr>
-        <w:rPr>
-          <w:rFonts w:ascii="CordiaUPC" w:hAnsi="CordiaUPC" w:cs="CordiaUPC"/>
-          <w:sz w:val="32"/>
-          <w:szCs w:val="32"/>
-        </w:rPr>
-      </w:pPr>
-    </w:p>
-    <w:p>
-      <w:pPr>
-        <w:rPr>
-          <w:rFonts w:ascii="CordiaUPC" w:hAnsi="CordiaUPC" w:cs="CordiaUPC"/>
-          <w:sz w:val="32"/>
-          <w:szCs w:val="32"/>
-        </w:rPr>
-      </w:pPr>
-    </w:p>
-    <w:p>
-      <w:pPr>
-        <w:jc w:val="center"/>
-        <w:rPr>
-          <w:rFonts w:ascii="CordiaUPC" w:hAnsi="CordiaUPC" w:cs="CordiaUPC"/>
-          <w:b/>
-          <w:bCs/>
-          <w:sz w:val="36"/>
-          <w:szCs w:val="36"/>
-        </w:rPr>
-      </w:pPr>
-      <w:r>
-        <w:rPr>
-          <w:rFonts w:ascii="CordiaUPC" w:hAnsi="CordiaUPC" w:cs="CordiaUPC"/>
-          <w:b/>
-          <w:bCs/>
-          <w:sz w:val="36"/>
-          <w:szCs w:val="36"/>
-          <w:cs/>
-        </w:rPr>
-        <w:lastRenderedPageBreak/>
-        <w:t>เอกสารแนบท้ายสัญญา หมายเลข 1 (รายละเอียดโปรโมชั่น)</w:t>
-      </w:r>
-    </w:p>
-    <w:p>
-      <w:pPr>
-        <w:rPr>
-          <w:rFonts w:ascii="CordiaUPC" w:hAnsi="CordiaUPC" w:cs="CordiaUPC"/>
-          <w:sz w:val="32"/>
-          <w:szCs w:val="32"/>
-        </w:rPr>
-      </w:pPr>
-      <w:r>
-        <w:rPr>
-          <w:rFonts w:ascii="CordiaUPC" w:hAnsi="CordiaUPC" w:cs="CordiaUPC"/>
-          <w:sz w:val="32"/>
-          <w:szCs w:val="32"/>
-          <w:cs/>
-        </w:rPr>
-        <w:tab/>
-        <w:t xml:space="preserve">เอกสารแนบท้ายสัญญาฉบับนี้ จัดทำขึ้นเพื่อระบุรายละเอียดโปรโมชั่นและสิทธิประโยชน์ที่ผู้ขายตกลงให้แก่ผู้ซื้อ อันเป็นส่วนหนึ่งของสัญญาซื้อขายรถยนต์บรรทุก เลขที่ {contractCode} ลงวันที่ {contractDay} เดือน {contractMonth}  พ.ศ. {contractYearBE} ทะเบียนรถบรรทุกเลขที่ {licensePlate}</w:t>
-      </w:r>
-      <w:r>
-        <w:rPr>
-          <w:rFonts w:ascii="CordiaUPC" w:hAnsi="CordiaUPC" w:cs="CordiaUPC"/>
-          <w:b/>
-          <w:bCs/>
-          <w:sz w:val="32"/>
-          <w:szCs w:val="32"/>
-        </w:rPr>
-        <w:t xml:space="preserve"/>
-      </w:r>
-      <w:r>
-        <w:rPr>
-          <w:rFonts w:ascii="CordiaUPC" w:hAnsi="CordiaUPC" w:cs="CordiaUPC"/>
-          <w:sz w:val="32"/>
-          <w:szCs w:val="32"/>
-          <w:cs/>
-        </w:rPr>
-        <w:t xml:space="preserve"/>
-      </w:r>
-      <w:r>
-        <w:rPr>
-          <w:rFonts w:ascii="CordiaUPC" w:hAnsi="CordiaUPC" w:cs="CordiaUPC"/>
-          <w:b/>
-          <w:bCs/>
-          <w:sz w:val="32"/>
-          <w:szCs w:val="32"/>
-          <w:cs/>
-        </w:rPr>
-        <w:t xml:space="preserve"/>
-      </w:r>
-      <w:r>
-        <w:rPr>
-          <w:rFonts w:ascii="CordiaUPC" w:hAnsi="CordiaUPC" w:cs="CordiaUPC"/>
-          <w:sz w:val="32"/>
-          <w:szCs w:val="32"/>
-          <w:cs/>
-        </w:rPr>
-        <w:t xml:space="preserve"/>
-      </w:r>
-      <w:r>
-        <w:rPr>
-          <w:rFonts w:ascii="CordiaUPC" w:hAnsi="CordiaUPC" w:cs="CordiaUPC" w:hint="cs"/>
-          <w:b/>
-          <w:bCs/>
-          <w:sz w:val="36"/>
-          <w:szCs w:val="36"/>
-          <w:cs/>
-        </w:rPr>
-        <w:t xml:space="preserve"/>
-      </w:r>
-      <w:r>
-        <w:rPr>
-          <w:rFonts w:ascii="CordiaUPC" w:hAnsi="CordiaUPC" w:cs="CordiaUPC" w:hint="cs"/>
-          <w:b/>
-          <w:bCs/>
-          <w:sz w:val="36"/>
-          <w:szCs w:val="36"/>
-          <w:cs/>
-        </w:rPr>
-        <w:t xml:space="preserve"/>
-      </w:r>
-      <w:r>
-        <w:rPr>
-          <w:rFonts w:ascii="CordiaUPC" w:hAnsi="CordiaUPC" w:cs="CordiaUPC" w:hint="cs"/>
-          <w:b/>
-          <w:bCs/>
-          <w:sz w:val="36"/>
-          <w:szCs w:val="36"/>
-          <w:cs/>
-        </w:rPr>
-        <w:t xml:space="preserve"/>
-      </w:r>
-      <w:r>
-        <w:rPr>
-          <w:rFonts w:ascii="CordiaUPC" w:hAnsi="CordiaUPC" w:cs="CordiaUPC" w:hint="cs"/>
-          <w:sz w:val="36"/>
-          <w:szCs w:val="36"/>
-          <w:cs/>
-        </w:rPr>
-        <w:t xml:space="preserve"> </w:t>
-      </w:r>
-      <w:r>
-        <w:rPr>
-          <w:rFonts w:ascii="CordiaUPC" w:hAnsi="CordiaUPC" w:cs="CordiaUPC"/>
-          <w:sz w:val="32"/>
-          <w:szCs w:val="32"/>
-          <w:cs/>
-        </w:rPr>
-        <w:t xml:space="preserve">ทั้งนี้ คู่สัญญาตกลงให้เอกสารแนบท้ายฉบับนี้มีผลผูกพันเป็นส่วนหนึ่งของสัญญาหลัก โดยไม่ถือเป็นการแก้ไข ลด หรือเปลี่ยนแปลงราคาซื้อขายหรือหน้าที่การชำระเงินของผู้ซื้อ เว้นแต่จะได้ระบุไว้เป็นอย่างอื่นโดยชัดแจ้งเป็นหนังสือ โดยมีรายละเอียดโปรโมชัน ดังนี้</w:t>
-      </w:r>
-    </w:p>
-    <w:p>
-      <w:pPr>
-        <w:ind w:firstLine="720"/>
-        <w:rPr>
-          <w:rFonts w:ascii="CordiaUPC" w:hAnsi="CordiaUPC" w:cs="CordiaUPC"/>
-          <w:sz w:val="32"/>
-          <w:szCs w:val="32"/>
-        </w:rPr>
-      </w:pPr>
-      <w:r>
-        <w:rPr>
-          <w:rFonts w:ascii="CordiaUPC" w:hAnsi="CordiaUPC" w:cs="CordiaUPC"/>
-          <w:b/>
-          <w:bCs/>
-          <w:sz w:val="36"/>
-          <w:szCs w:val="36"/>
-          <w:cs/>
-        </w:rPr>
-        <w:t xml:space="preserve">โปรโมชั่น 1</w:t>
-      </w:r>
-      <w:r>
-        <w:rPr>
-          <w:rFonts w:ascii="CordiaUPC" w:hAnsi="CordiaUPC" w:cs="CordiaUPC"/>
-          <w:sz w:val="32"/>
-          <w:szCs w:val="32"/>
-          <w:cs/>
-        </w:rPr>
-        <w:t xml:space="preserve"> ค่าตอบแทนพิเศษเมื่อผ่อนชำระครบกำหนด: ผู้ขายตกลงให้สิทธิประโยชน์แก่ผู้ซื้อ ซึ่งมีกำหนดผ่อนชำระราคาซื้อขายรวมทั้งสิ้นจำนวน {totalInstallments} งวด</w:t>
-      </w:r>
-      <w:r>
-        <w:rPr>
-          <w:rFonts w:ascii="CordiaUPC" w:hAnsi="CordiaUPC" w:cs="CordiaUPC"/>
-          <w:b/>
-          <w:bCs/>
-          <w:sz w:val="32"/>
-          <w:szCs w:val="32"/>
-        </w:rPr>
-        <w:t xml:space="preserve"/>
-      </w:r>
-      <w:r>
-        <w:rPr>
-          <w:rFonts w:ascii="CordiaUPC" w:hAnsi="CordiaUPC" w:cs="CordiaUPC"/>
-          <w:sz w:val="32"/>
-          <w:szCs w:val="32"/>
-        </w:rPr>
-        <w:t xml:space="preserve"/>
-      </w:r>
-      <w:r>
-        <w:rPr>
-          <w:rFonts w:ascii="CordiaUPC" w:hAnsi="CordiaUPC" w:cs="CordiaUPC"/>
-          <w:sz w:val="32"/>
-          <w:szCs w:val="32"/>
-          <w:cs/>
-        </w:rPr>
-        <w:t xml:space="preserve"> ภายใต้เงื่อนไข เมื่อผู้ซื้อได้ผ่อนชำระราคาซื้อขาย ครบถ้วน ถูกต้อง และตรงตามกำหนดเวลาติดต่อกันโดยไม่เคยผิดนัดครบทุก {pro1Every} งวด</w:t>
-      </w:r>
-      <w:r>
-        <w:rPr>
-          <w:rFonts w:ascii="CordiaUPC" w:hAnsi="CordiaUPC" w:cs="CordiaUPC" w:hint="cs"/>
-          <w:sz w:val="32"/>
-          <w:szCs w:val="32"/>
-          <w:cs/>
-        </w:rPr>
-        <w:t xml:space="preserve"/>
-      </w:r>
-      <w:r>
-        <w:rPr>
-          <w:rFonts w:ascii="CordiaUPC" w:hAnsi="CordiaUPC" w:cs="CordiaUPC" w:hint="cs"/>
-          <w:sz w:val="32"/>
-          <w:szCs w:val="32"/>
-          <w:cs/>
-        </w:rPr>
-        <w:t xml:space="preserve"/>
-      </w:r>
-      <w:r>
-        <w:rPr>
-          <w:rFonts w:ascii="CordiaUPC" w:hAnsi="CordiaUPC" w:cs="CordiaUPC"/>
-          <w:sz w:val="32"/>
-          <w:szCs w:val="32"/>
-          <w:cs/>
-        </w:rPr>
-        <w:t xml:space="preserve"/>
-      </w:r>
-      <w:r>
-        <w:rPr>
-          <w:rFonts w:ascii="CordiaUPC" w:hAnsi="CordiaUPC" w:cs="CordiaUPC" w:hint="cs"/>
-          <w:sz w:val="32"/>
-          <w:szCs w:val="32"/>
-          <w:cs/>
-        </w:rPr>
-        <w:t xml:space="preserve"/>
-      </w:r>
-      <w:r>
-        <w:rPr>
-          <w:rFonts w:ascii="CordiaUPC" w:hAnsi="CordiaUPC" w:cs="CordiaUPC"/>
-          <w:sz w:val="32"/>
-          <w:szCs w:val="32"/>
-          <w:cs/>
-        </w:rPr>
-        <w:t xml:space="preserve"> ผู้ขายตกลงให้ค่าตอบแทนพิเศษแก่ผู้ซื้อ จำนวน 1 ครั้ง</w:t>
-      </w:r>
-      <w:r>
-        <w:rPr>
-          <w:rFonts w:ascii="CordiaUPC" w:hAnsi="CordiaUPC" w:cs="CordiaUPC" w:hint="cs"/>
-          <w:sz w:val="32"/>
-          <w:szCs w:val="32"/>
-          <w:cs/>
-        </w:rPr>
-        <w:t xml:space="preserve"/>
-      </w:r>
-      <w:r>
-        <w:rPr>
-          <w:rFonts w:ascii="CordiaUPC" w:hAnsi="CordiaUPC" w:cs="CordiaUPC"/>
-          <w:sz w:val="32"/>
-          <w:szCs w:val="32"/>
-          <w:cs/>
-        </w:rPr>
-        <w:t xml:space="preserve"> เป็นจำนวนเงิน {pro1Value} บาท ({pro1ValueText})</w:t>
-      </w:r>
-      <w:r>
-        <w:rPr>
-          <w:rFonts w:ascii="CordiaUPC" w:hAnsi="CordiaUPC" w:cs="CordiaUPC" w:hint="cs"/>
-          <w:sz w:val="32"/>
-          <w:szCs w:val="32"/>
-          <w:cs/>
-        </w:rPr>
-        <w:t xml:space="preserve"/>
-      </w:r>
-      <w:r>
-        <w:rPr>
-          <w:rFonts w:ascii="CordiaUPC" w:hAnsi="CordiaUPC" w:cs="CordiaUPC"/>
-          <w:b/>
-          <w:bCs/>
-          <w:sz w:val="32"/>
-          <w:szCs w:val="32"/>
-        </w:rPr>
-        <w:t xml:space="preserve"/>
-      </w:r>
-      <w:r>
-        <w:rPr>
-          <w:rFonts w:ascii="CordiaUPC" w:hAnsi="CordiaUPC" w:cs="CordiaUPC" w:hint="cs"/>
-          <w:sz w:val="32"/>
-          <w:szCs w:val="32"/>
-          <w:cs/>
-        </w:rPr>
-        <w:t xml:space="preserve"/>
-      </w:r>
-      <w:r>
-        <w:rPr>
-          <w:rFonts w:ascii="CordiaUPC" w:hAnsi="CordiaUPC" w:cs="CordiaUPC"/>
-          <w:sz w:val="32"/>
-          <w:szCs w:val="32"/>
-          <w:cs/>
-        </w:rPr>
-        <w:t xml:space="preserve"/>
-      </w:r>
-      <w:r>
-        <w:rPr>
-          <w:rFonts w:ascii="CordiaUPC" w:hAnsi="CordiaUPC" w:cs="CordiaUPC" w:hint="cs"/>
-          <w:sz w:val="32"/>
-          <w:szCs w:val="32"/>
-          <w:cs/>
-        </w:rPr>
-        <w:t xml:space="preserve"/>
-      </w:r>
-      <w:r>
-        <w:rPr>
-          <w:rFonts w:ascii="CordiaUPC" w:hAnsi="CordiaUPC" w:cs="CordiaUPC"/>
-          <w:sz w:val="32"/>
-          <w:szCs w:val="32"/>
-          <w:cs/>
-        </w:rPr>
-        <w:t xml:space="preserve"> กล่าวคือในทุกงวดที่ {pro1FreeAtInstallments} ตามลำดับ</w:t>
-      </w:r>
-      <w:r>
-        <w:rPr>
-          <w:rFonts w:ascii="CordiaUPC" w:hAnsi="CordiaUPC" w:cs="CordiaUPC"/>
-          <w:sz w:val="32"/>
-          <w:szCs w:val="32"/>
-        </w:rPr>
-        <w:t xml:space="preserve"/>
-      </w:r>
-      <w:r>
-        <w:rPr>
-          <w:rFonts w:ascii="CordiaUPC" w:hAnsi="CordiaUPC" w:cs="CordiaUPC"/>
-          <w:b/>
-          <w:bCs/>
-          <w:sz w:val="32"/>
-          <w:szCs w:val="32"/>
-        </w:rPr>
-        <w:t xml:space="preserve"/>
-      </w:r>
-      <w:r>
-        <w:rPr>
-          <w:rFonts w:ascii="CordiaUPC" w:hAnsi="CordiaUPC" w:cs="CordiaUPC"/>
-          <w:b/>
-          <w:bCs/>
-          <w:sz w:val="32"/>
-          <w:szCs w:val="32"/>
-        </w:rPr>
-        <w:t xml:space="preserve"/>
-      </w:r>
-      <w:r>
-        <w:rPr>
-          <w:rFonts w:ascii="CordiaUPC" w:hAnsi="CordiaUPC" w:cs="CordiaUPC"/>
-          <w:b/>
-          <w:bCs/>
-          <w:sz w:val="32"/>
-          <w:szCs w:val="32"/>
-        </w:rPr>
-        <w:t xml:space="preserve"/>
-      </w:r>
-      <w:r>
-        <w:rPr>
-          <w:rFonts w:ascii="CordiaUPC" w:hAnsi="CordiaUPC" w:cs="CordiaUPC"/>
-          <w:b/>
-          <w:bCs/>
-          <w:sz w:val="32"/>
-          <w:szCs w:val="32"/>
-        </w:rPr>
-        <w:t xml:space="preserve"/>
-      </w:r>
-      <w:r>
-        <w:rPr>
-          <w:rFonts w:ascii="CordiaUPC" w:hAnsi="CordiaUPC" w:cs="CordiaUPC"/>
-          <w:b/>
-          <w:bCs/>
-          <w:sz w:val="32"/>
-          <w:szCs w:val="32"/>
-        </w:rPr>
-        <w:t xml:space="preserve"/>
-      </w:r>
-      <w:r>
-        <w:rPr>
-          <w:rFonts w:ascii="CordiaUPC" w:hAnsi="CordiaUPC" w:cs="CordiaUPC"/>
-          <w:b/>
-          <w:bCs/>
-          <w:sz w:val="32"/>
-          <w:szCs w:val="32"/>
-        </w:rPr>
-        <w:t xml:space="preserve"/>
-      </w:r>
-      <w:r>
-        <w:rPr>
-          <w:rFonts w:ascii="CordiaUPC" w:hAnsi="CordiaUPC" w:cs="CordiaUPC"/>
-          <w:b/>
-          <w:bCs/>
-          <w:sz w:val="32"/>
-          <w:szCs w:val="32"/>
-        </w:rPr>
-        <w:t xml:space="preserve"/>
-      </w:r>
-      <w:r>
-        <w:rPr>
-          <w:rFonts w:ascii="CordiaUPC" w:hAnsi="CordiaUPC" w:cs="CordiaUPC"/>
-          <w:b/>
-          <w:bCs/>
-          <w:sz w:val="32"/>
-          <w:szCs w:val="32"/>
-        </w:rPr>
-        <w:t xml:space="preserve"/>
-      </w:r>
-      <w:r>
-        <w:rPr>
-          <w:rFonts w:ascii="CordiaUPC" w:hAnsi="CordiaUPC" w:cs="CordiaUPC"/>
-          <w:b/>
-          <w:bCs/>
-          <w:sz w:val="32"/>
-          <w:szCs w:val="32"/>
-        </w:rPr>
-        <w:t xml:space="preserve"/>
-      </w:r>
-      <w:r>
-        <w:rPr>
-          <w:rFonts w:ascii="CordiaUPC" w:hAnsi="CordiaUPC" w:cs="CordiaUPC"/>
-          <w:b/>
-          <w:bCs/>
-          <w:sz w:val="32"/>
-          <w:szCs w:val="32"/>
-        </w:rPr>
-        <w:t xml:space="preserve"/>
-      </w:r>
-      <w:r>
-        <w:rPr>
-          <w:rFonts w:ascii="CordiaUPC" w:hAnsi="CordiaUPC" w:cs="CordiaUPC"/>
-          <w:b/>
-          <w:bCs/>
-          <w:sz w:val="32"/>
-          <w:szCs w:val="32"/>
-        </w:rPr>
-        <w:t xml:space="preserve"/>
-      </w:r>
-      <w:r>
-        <w:rPr>
-          <w:rFonts w:ascii="CordiaUPC" w:hAnsi="CordiaUPC" w:cs="CordiaUPC"/>
-          <w:b/>
-          <w:bCs/>
-          <w:sz w:val="32"/>
-          <w:szCs w:val="32"/>
-        </w:rPr>
-        <w:t xml:space="preserve"/>
-      </w:r>
-      <w:r>
-        <w:rPr>
-          <w:rFonts w:ascii="CordiaUPC" w:hAnsi="CordiaUPC" w:cs="CordiaUPC"/>
-          <w:b/>
-          <w:bCs/>
-          <w:sz w:val="32"/>
-          <w:szCs w:val="32"/>
-        </w:rPr>
-        <w:t xml:space="preserve"/>
-      </w:r>
-      <w:r>
-        <w:rPr>
-          <w:rFonts w:ascii="CordiaUPC" w:hAnsi="CordiaUPC" w:cs="CordiaUPC"/>
-          <w:b/>
-          <w:bCs/>
-          <w:sz w:val="32"/>
-          <w:szCs w:val="32"/>
-        </w:rPr>
-        <w:t xml:space="preserve"/>
-      </w:r>
-      <w:r>
-        <w:rPr>
-          <w:rFonts w:ascii="CordiaUPC" w:hAnsi="CordiaUPC" w:cs="CordiaUPC"/>
-          <w:sz w:val="32"/>
-          <w:szCs w:val="32"/>
-          <w:cs/>
-        </w:rPr>
-        <w:t xml:space="preserve">งวดของสัญญาหลัก รวมจำนวนงวดทั้งสิ้น {pro1FreeCount} งวด</w:t>
-      </w:r>
-      <w:r>
-        <w:rPr>
-          <w:rFonts w:ascii="CordiaUPC" w:hAnsi="CordiaUPC" w:cs="CordiaUPC"/>
-          <w:sz w:val="32"/>
-          <w:szCs w:val="32"/>
-        </w:rPr>
-        <w:t xml:space="preserve"/>
-      </w:r>
-      <w:r>
-        <w:rPr>
-          <w:rFonts w:ascii="CordiaUPC" w:hAnsi="CordiaUPC" w:cs="CordiaUPC"/>
-          <w:b/>
-          <w:bCs/>
-          <w:sz w:val="32"/>
-          <w:szCs w:val="32"/>
-        </w:rPr>
-        <w:t xml:space="preserve"/>
-      </w:r>
-      <w:r>
-        <w:rPr>
-          <w:rFonts w:ascii="CordiaUPC" w:hAnsi="CordiaUPC" w:cs="CordiaUPC"/>
-          <w:sz w:val="32"/>
-          <w:szCs w:val="32"/>
-        </w:rPr>
-        <w:t xml:space="preserve"/>
-      </w:r>
-      <w:r>
-        <w:rPr>
-          <w:rFonts w:ascii="CordiaUPC" w:hAnsi="CordiaUPC" w:cs="CordiaUPC" w:hint="cs"/>
-          <w:sz w:val="32"/>
-          <w:szCs w:val="32"/>
-          <w:cs/>
-        </w:rPr>
-        <w:t xml:space="preserve"/>
-      </w:r>
-      <w:r>
-        <w:rPr>
-          <w:rFonts w:ascii="CordiaUPC" w:hAnsi="CordiaUPC" w:cs="CordiaUPC"/>
-          <w:sz w:val="32"/>
-          <w:szCs w:val="32"/>
-          <w:cs/>
-        </w:rPr>
-        <w:t xml:space="preserve"/>
-      </w:r>
-      <w:r>
-        <w:rPr>
-          <w:rFonts w:ascii="CordiaUPC" w:hAnsi="CordiaUPC" w:cs="CordiaUPC" w:hint="cs"/>
-          <w:b/>
-          <w:bCs/>
-          <w:sz w:val="32"/>
-          <w:szCs w:val="32"/>
-          <w:cs/>
-        </w:rPr>
-        <w:t xml:space="preserve"/>
-      </w:r>
-      <w:r>
-        <w:rPr>
-          <w:rFonts w:ascii="CordiaUPC" w:hAnsi="CordiaUPC" w:cs="CordiaUPC"/>
-          <w:sz w:val="32"/>
-          <w:szCs w:val="32"/>
-          <w:cs/>
-        </w:rPr>
-        <w:t xml:space="preserve"> รวมเป็นจำนวนเงินทั้งสิ้น {pro1TotalValue} บาท ({pro1TotalValueText})</w:t>
-      </w:r>
-      <w:r>
-        <w:rPr>
-          <w:rFonts w:ascii="CordiaUPC" w:hAnsi="CordiaUPC" w:cs="CordiaUPC" w:hint="cs"/>
-          <w:sz w:val="32"/>
-          <w:szCs w:val="32"/>
-          <w:cs/>
-        </w:rPr>
-        <w:t xml:space="preserve"/>
-      </w:r>
-      <w:r>
-        <w:rPr>
-          <w:rFonts w:ascii="CordiaUPC" w:hAnsi="CordiaUPC" w:cs="CordiaUPC"/>
-          <w:b/>
-          <w:bCs/>
-          <w:sz w:val="32"/>
-          <w:szCs w:val="32"/>
-        </w:rPr>
-        <w:t xml:space="preserve"/>
-      </w:r>
-      <w:r>
-        <w:rPr>
-          <w:rFonts w:ascii="CordiaUPC" w:hAnsi="CordiaUPC" w:cs="CordiaUPC"/>
-          <w:sz w:val="32"/>
-          <w:szCs w:val="32"/>
-        </w:rPr>
-        <w:t xml:space="preserve"/>
-      </w:r>
-      <w:r>
-        <w:rPr>
-          <w:rFonts w:ascii="CordiaUPC" w:hAnsi="CordiaUPC" w:cs="CordiaUPC" w:hint="cs"/>
-          <w:sz w:val="32"/>
-          <w:szCs w:val="32"/>
-          <w:cs/>
-        </w:rPr>
-        <w:t xml:space="preserve"/>
-      </w:r>
-      <w:r>
-        <w:rPr>
-          <w:rFonts w:ascii="CordiaUPC" w:hAnsi="CordiaUPC" w:cs="CordiaUPC"/>
-          <w:sz w:val="32"/>
-          <w:szCs w:val="32"/>
-          <w:cs/>
-        </w:rPr>
-        <w:t xml:space="preserve"/>
-      </w:r>
-      <w:r>
-        <w:rPr>
-          <w:rFonts w:ascii="CordiaUPC" w:hAnsi="CordiaUPC" w:cs="CordiaUPC" w:hint="cs"/>
-          <w:b/>
-          <w:bCs/>
-          <w:sz w:val="32"/>
-          <w:szCs w:val="32"/>
-          <w:cs/>
-        </w:rPr>
-        <w:t xml:space="preserve"/>
-      </w:r>
-      <w:r>
-        <w:rPr>
-          <w:rFonts w:ascii="CordiaUPC" w:hAnsi="CordiaUPC" w:cs="CordiaUPC"/>
-          <w:sz w:val="32"/>
-          <w:szCs w:val="32"/>
-          <w:cs/>
-        </w:rPr>
-        <w:t xml:space="preserve"> โดยผู้ซื้อตกลงและยินยอมให้ผู้ขายหักกลบลบหนี้ค่าตอบแทนพิเศษดังกล่าวกับเงินค่างวดรถยนต์ตามสัญญาซื้อขายนี้ ทั้งนี้ หากผู้ซื้อขาดการชำระค่างวดในงวดใด ๆ จะไม่ได้รับโปรโมชั่นในรอบงวดนั้น</w:t>
-      </w:r>
-    </w:p>
-    <w:p>
-      <w:pPr>
-        <w:ind w:firstLine="720"/>
-        <w:rPr>
-          <w:rFonts w:ascii="CordiaUPC" w:hAnsi="CordiaUPC" w:cs="CordiaUPC"/>
-          <w:sz w:val="32"/>
-          <w:szCs w:val="32"/>
-        </w:rPr>
-      </w:pPr>
-      <w:r>
-        <w:rPr>
-          <w:rFonts w:ascii="CordiaUPC" w:hAnsi="CordiaUPC" w:cs="CordiaUPC"/>
-          <w:b/>
-          <w:bCs/>
-          <w:sz w:val="36"/>
-          <w:szCs w:val="36"/>
-          <w:cs/>
-        </w:rPr>
-        <w:t xml:space="preserve">โปรโมชั่น 2</w:t>
-      </w:r>
-      <w:r>
-        <w:rPr>
-          <w:rFonts w:ascii="CordiaUPC" w:hAnsi="CordiaUPC" w:cs="CordiaUPC"/>
-          <w:sz w:val="36"/>
-          <w:szCs w:val="36"/>
-          <w:cs/>
-        </w:rPr>
-        <w:t xml:space="preserve"> </w:t>
-      </w:r>
-      <w:r>
-        <w:rPr>
-          <w:rFonts w:ascii="CordiaUPC" w:hAnsi="CordiaUPC" w:cs="CordiaUPC"/>
-          <w:sz w:val="32"/>
-          <w:szCs w:val="32"/>
-          <w:cs/>
-        </w:rPr>
-        <w:t xml:space="preserve">ฟรีค่าซ่อมบำรุง: ผู้ขายตกลงให้สิทธิประโยชน์แก่ผู้ซื้อ โดยให้การสนับสนุน ค่าซ่อมบำรุงรักษารถ เป็นจำนวนเงิน ไม่เกิน {pro2RepairBudget} บาท ({pro2RepairBudgetText})</w:t>
-      </w:r>
-      <w:r>
-        <w:rPr>
-          <w:rFonts w:ascii="CordiaUPC" w:hAnsi="CordiaUPC" w:cs="CordiaUPC"/>
-          <w:b/>
-          <w:bCs/>
-          <w:sz w:val="32"/>
-          <w:szCs w:val="32"/>
-        </w:rPr>
-        <w:t xml:space="preserve"/>
-      </w:r>
-      <w:r>
-        <w:rPr>
-          <w:rFonts w:ascii="CordiaUPC" w:hAnsi="CordiaUPC" w:cs="CordiaUPC" w:hint="cs"/>
-          <w:b/>
-          <w:bCs/>
-          <w:sz w:val="32"/>
-          <w:szCs w:val="32"/>
-          <w:cs/>
-        </w:rPr>
-        <w:t xml:space="preserve"/>
-      </w:r>
-      <w:r>
-        <w:rPr>
-          <w:rFonts w:ascii="CordiaUPC" w:hAnsi="CordiaUPC" w:cs="CordiaUPC" w:hint="cs"/>
-          <w:sz w:val="32"/>
-          <w:szCs w:val="32"/>
-          <w:cs/>
-        </w:rPr>
-        <w:t xml:space="preserve"/>
-      </w:r>
-      <w:r>
-        <w:rPr>
-          <w:rFonts w:ascii="CordiaUPC" w:hAnsi="CordiaUPC" w:cs="CordiaUPC"/>
-          <w:sz w:val="32"/>
-          <w:szCs w:val="32"/>
-          <w:cs/>
-        </w:rPr>
-        <w:t xml:space="preserve"/>
-      </w:r>
-      <w:r>
-        <w:rPr>
-          <w:rFonts w:ascii="CordiaUPC" w:hAnsi="CordiaUPC" w:cs="CordiaUPC" w:hint="cs"/>
-          <w:b/>
-          <w:bCs/>
-          <w:sz w:val="32"/>
-          <w:szCs w:val="32"/>
-          <w:cs/>
-        </w:rPr>
-        <w:t xml:space="preserve"/>
-      </w:r>
-      <w:r>
-        <w:rPr>
-          <w:rFonts w:ascii="CordiaUPC" w:hAnsi="CordiaUPC" w:cs="CordiaUPC"/>
-          <w:sz w:val="32"/>
-          <w:szCs w:val="32"/>
-          <w:cs/>
-        </w:rPr>
-        <w:t xml:space="preserve"> ตลอดอายุสัญญา ผ่านการใช้บริการซ่อมบำรุงที่ผู้ขายเป็นผู้จัดหาให้เท่านั้น และสิทธิดังกล่าวไม่สามารถเปลี่ยนเป็นเงินได้</w:t>
-      </w:r>
-    </w:p>
-    <w:p>
-      <w:pPr>
-        <w:ind w:firstLine="720"/>
-        <w:rPr>
-          <w:rFonts w:ascii="CordiaUPC" w:hAnsi="CordiaUPC" w:cs="CordiaUPC"/>
-          <w:sz w:val="32"/>
-          <w:szCs w:val="32"/>
-        </w:rPr>
-      </w:pPr>
-      <w:r>
-        <w:rPr>
-          <w:rFonts w:ascii="CordiaUPC" w:hAnsi="CordiaUPC" w:cs="CordiaUPC"/>
-          <w:b/>
-          <w:bCs/>
-          <w:sz w:val="36"/>
-          <w:szCs w:val="36"/>
-          <w:cs/>
-        </w:rPr>
-        <w:t>โปรโมชั่น 3</w:t>
-      </w:r>
-      <w:r>
-        <w:rPr>
-          <w:rFonts w:ascii="CordiaUPC" w:hAnsi="CordiaUPC" w:cs="CordiaUPC"/>
-          <w:sz w:val="32"/>
-          <w:szCs w:val="32"/>
-          <w:cs/>
-        </w:rPr>
-        <w:t xml:space="preserve"> ฟรีการบำรุงรักษาเชิงป้องกัน (</w:t>
-      </w:r>
-      <w:r>
-        <w:rPr>
-          <w:rFonts w:ascii="CordiaUPC" w:hAnsi="CordiaUPC" w:cs="CordiaUPC"/>
-          <w:sz w:val="32"/>
-          <w:szCs w:val="32"/>
-        </w:rPr>
-        <w:t xml:space="preserve">Preventive Maintenance : PM) </w:t>
-      </w:r>
-      <w:r>
-        <w:rPr>
-          <w:rFonts w:ascii="CordiaUPC" w:hAnsi="CordiaUPC" w:cs="CordiaUPC"/>
-          <w:sz w:val="32"/>
-          <w:szCs w:val="32"/>
-          <w:cs/>
-        </w:rPr>
-        <w:t xml:space="preserve">ตลอดอายุสัญญา: ผู้ขายตกลงให้สิทธิประโยชน์แก่ผู้ซื้อ โดยให้บริการบำรุงรักษาเชิงป้องกัน </w:t>
-      </w:r>
-      <w:r>
-        <w:rPr>
-          <w:rFonts w:ascii="CordiaUPC" w:hAnsi="CordiaUPC" w:cs="CordiaUPC"/>
-          <w:sz w:val="32"/>
-          <w:szCs w:val="32"/>
-          <w:cs/>
-        </w:rPr>
-        <w:t>(</w:t>
-      </w:r>
-      <w:r>
-        <w:rPr>
-          <w:rFonts w:ascii="CordiaUPC" w:hAnsi="CordiaUPC" w:cs="CordiaUPC"/>
-          <w:sz w:val="32"/>
-          <w:szCs w:val="32"/>
-        </w:rPr>
-        <w:t>Preventive Maintenance : PM</w:t>
-      </w:r>
-      <w:r>
-        <w:rPr>
-          <w:rFonts w:ascii="CordiaUPC" w:hAnsi="CordiaUPC" w:cs="CordiaUPC"/>
-          <w:sz w:val="32"/>
-          <w:szCs w:val="32"/>
-        </w:rPr>
-        <w:t xml:space="preserve"> </w:t>
-      </w:r>
-      <w:r>
-        <w:rPr>
-          <w:rFonts w:ascii="CordiaUPC" w:hAnsi="CordiaUPC" w:cs="CordiaUPC" w:hint="cs"/>
-          <w:sz w:val="32"/>
-          <w:szCs w:val="32"/>
-          <w:cs/>
-        </w:rPr>
-        <w:t>)</w:t>
-      </w:r>
-      <w:r>
-        <w:rPr>
-          <w:rFonts w:ascii="CordiaUPC" w:hAnsi="CordiaUPC" w:cs="CordiaUPC"/>
-          <w:sz w:val="32"/>
-          <w:szCs w:val="32"/>
-        </w:rPr>
-        <w:t xml:space="preserve"> </w:t>
-      </w:r>
-      <w:r>
-        <w:rPr>
-          <w:rFonts w:ascii="CordiaUPC" w:hAnsi="CordiaUPC" w:cs="CordiaUPC"/>
-          <w:sz w:val="32"/>
-          <w:szCs w:val="32"/>
-          <w:cs/>
-        </w:rPr>
-        <w:t xml:space="preserve">ตลอดอายุสัญญา </w:t>
-      </w:r>
-      <w:r>
-        <w:rPr>
-          <w:rFonts w:ascii="CordiaUPC" w:hAnsi="CordiaUPC" w:cs="CordiaUPC" w:hint="cs"/>
-          <w:sz w:val="32"/>
-          <w:szCs w:val="32"/>
-          <w:cs/>
-        </w:rPr>
-        <w:t xml:space="preserve">เฉพาะ </w:t>
-      </w:r>
-      <w:r>
-        <w:rPr>
-          <w:rFonts w:ascii="CordiaUPC" w:hAnsi="CordiaUPC" w:cs="CordiaUPC"/>
-          <w:sz w:val="32"/>
-          <w:szCs w:val="32"/>
-        </w:rPr>
-        <w:t xml:space="preserve">PM1 </w:t>
-      </w:r>
-      <w:r>
-        <w:rPr>
-          <w:rFonts w:ascii="CordiaUPC" w:hAnsi="CordiaUPC" w:cs="CordiaUPC" w:hint="cs"/>
-          <w:sz w:val="32"/>
-          <w:szCs w:val="32"/>
-          <w:cs/>
-        </w:rPr>
-        <w:t xml:space="preserve">และ </w:t>
-      </w:r>
-      <w:r>
-        <w:rPr>
-          <w:rFonts w:ascii="CordiaUPC" w:hAnsi="CordiaUPC" w:cs="CordiaUPC"/>
-          <w:sz w:val="32"/>
-          <w:szCs w:val="32"/>
-        </w:rPr>
-        <w:t xml:space="preserve">PM2 </w:t>
-      </w:r>
-      <w:r>
-        <w:rPr>
-          <w:rFonts w:ascii="CordiaUPC" w:hAnsi="CordiaUPC" w:cs="CordiaUPC"/>
-          <w:sz w:val="32"/>
-          <w:szCs w:val="32"/>
-          <w:cs/>
-        </w:rPr>
-        <w:t>โดย</w:t>
-      </w:r>
-      <w:r>
-        <w:rPr>
-          <w:rFonts w:ascii="CordiaUPC" w:hAnsi="CordiaUPC" w:cs="CordiaUPC" w:hint="cs"/>
-          <w:sz w:val="32"/>
-          <w:szCs w:val="32"/>
-          <w:cs/>
-        </w:rPr>
-        <w:t xml:space="preserve">ไม่รวมการทำ </w:t>
-      </w:r>
-      <w:r>
-        <w:rPr>
-          <w:rFonts w:ascii="CordiaUPC" w:hAnsi="CordiaUPC" w:cs="CordiaUPC"/>
-          <w:sz w:val="32"/>
-          <w:szCs w:val="32"/>
-        </w:rPr>
-        <w:t xml:space="preserve">PM3 </w:t>
-      </w:r>
-      <w:r>
-        <w:rPr>
-          <w:rFonts w:ascii="CordiaUPC" w:hAnsi="CordiaUPC" w:cs="CordiaUPC" w:hint="cs"/>
-          <w:sz w:val="32"/>
-          <w:szCs w:val="32"/>
-          <w:cs/>
-        </w:rPr>
-        <w:t xml:space="preserve">(กระดุมล้อ) </w:t>
-      </w:r>
-      <w:r>
-        <w:rPr>
-          <w:rFonts w:ascii="CordiaUPC" w:hAnsi="CordiaUPC" w:cs="CordiaUPC"/>
-          <w:sz w:val="32"/>
-          <w:szCs w:val="32"/>
-          <w:cs/>
-        </w:rPr>
-        <w:t>เงื่อนไขและรายละเอียด</w:t>
-      </w:r>
-      <w:r>
-        <w:rPr>
-          <w:rFonts w:ascii="CordiaUPC" w:hAnsi="CordiaUPC" w:cs="CordiaUPC" w:hint="cs"/>
-          <w:sz w:val="32"/>
-          <w:szCs w:val="32"/>
-          <w:cs/>
-        </w:rPr>
-        <w:t>การรับโปรโมชั่น 3 มี</w:t>
-      </w:r>
-      <w:r>
-        <w:rPr>
-          <w:rFonts w:ascii="CordiaUPC" w:hAnsi="CordiaUPC" w:cs="CordiaUPC"/>
-          <w:sz w:val="32"/>
-          <w:szCs w:val="32"/>
-          <w:cs/>
-        </w:rPr>
-        <w:t>ดังต่อไปนี้</w:t>
-      </w:r>
-    </w:p>
-    <w:p>
-      <w:pPr>
-        <w:rPr>
-          <w:rFonts w:ascii="CordiaUPC" w:hAnsi="CordiaUPC" w:cs="CordiaUPC"/>
-          <w:sz w:val="32"/>
-          <w:szCs w:val="32"/>
-          <w:cs/>
-        </w:rPr>
-      </w:pPr>
-      <w:r>
-        <w:rPr>
-          <w:rFonts w:ascii="CordiaUPC" w:hAnsi="CordiaUPC" w:cs="CordiaUPC"/>
-          <w:sz w:val="32"/>
-          <w:szCs w:val="32"/>
-          <w:cs/>
-        </w:rPr>
-        <w:t>-</w:t>
-      </w:r>
-      <w:r>
-        <w:rPr>
-          <w:rFonts w:ascii="CordiaUPC" w:hAnsi="CordiaUPC" w:cs="CordiaUPC"/>
-          <w:sz w:val="32"/>
-          <w:szCs w:val="32"/>
-          <w:cs/>
-        </w:rPr>
-        <w:tab/>
-      </w:r>
-      <w:r>
-        <w:rPr>
-          <w:rFonts w:ascii="CordiaUPC" w:hAnsi="CordiaUPC" w:cs="CordiaUPC"/>
-          <w:sz w:val="32"/>
-          <w:szCs w:val="32"/>
-        </w:rPr>
-        <w:t>PM</w:t>
-      </w:r>
-      <w:r>
-        <w:rPr>
-          <w:rFonts w:ascii="CordiaUPC" w:hAnsi="CordiaUPC" w:cs="CordiaUPC"/>
-          <w:sz w:val="32"/>
-          <w:szCs w:val="32"/>
-          <w:cs/>
-        </w:rPr>
-        <w:t>1</w:t>
-      </w:r>
-      <w:r>
-        <w:rPr>
-          <w:rFonts w:ascii="CordiaUPC" w:hAnsi="CordiaUPC" w:cs="CordiaUPC"/>
-          <w:sz w:val="32"/>
-          <w:szCs w:val="32"/>
-          <w:cs/>
-        </w:rPr>
-        <w:tab/>
-      </w:r>
-      <w:r>
-        <w:rPr>
-          <w:rFonts w:ascii="CordiaUPC" w:hAnsi="CordiaUPC" w:cs="CordiaUPC" w:hint="cs"/>
-          <w:sz w:val="32"/>
-          <w:szCs w:val="32"/>
-          <w:cs/>
-        </w:rPr>
-        <w:t>เปลี่ยนถ่าย</w:t>
-      </w:r>
-      <w:r>
-        <w:rPr>
-          <w:rFonts w:ascii="CordiaUPC" w:hAnsi="CordiaUPC" w:cs="CordiaUPC"/>
-          <w:sz w:val="32"/>
-          <w:szCs w:val="32"/>
-          <w:cs/>
-        </w:rPr>
-        <w:t>น้ำมันเครื่อง</w:t>
-      </w:r>
-      <w:r>
-        <w:rPr>
-          <w:rFonts w:ascii="CordiaUPC" w:hAnsi="CordiaUPC" w:cs="CordiaUPC" w:hint="cs"/>
-          <w:sz w:val="32"/>
-          <w:szCs w:val="32"/>
-          <w:cs/>
-        </w:rPr>
-        <w:t>พร้อม</w:t>
-      </w:r>
-      <w:proofErr w:type="spellStart"/>
-      <w:r>
-        <w:rPr>
-          <w:rFonts w:ascii="CordiaUPC" w:hAnsi="CordiaUPC" w:cs="CordiaUPC" w:hint="cs"/>
-          <w:sz w:val="32"/>
-          <w:szCs w:val="32"/>
-          <w:cs/>
-        </w:rPr>
-        <w:t>ประเก็น</w:t>
-      </w:r>
-      <w:proofErr w:type="spellEnd"/>
-      <w:r>
-        <w:rPr>
-          <w:rFonts w:ascii="CordiaUPC" w:hAnsi="CordiaUPC" w:cs="CordiaUPC" w:hint="cs"/>
-          <w:sz w:val="32"/>
-          <w:szCs w:val="32"/>
-          <w:cs/>
-        </w:rPr>
-        <w:t xml:space="preserve"> ไส้กรองน้ำมันเครื่อง กรองดักน้ำ กรองโซล่า</w:t>
-      </w:r>
-      <w:r>
-        <w:rPr>
-          <w:rFonts w:ascii="CordiaUPC" w:hAnsi="CordiaUPC" w:cs="CordiaUPC"/>
-          <w:sz w:val="32"/>
-          <w:szCs w:val="32"/>
-          <w:cs/>
-        </w:rPr>
-        <w:t xml:space="preserve"> ค่าแรง</w:t>
-      </w:r>
-      <w:r>
-        <w:rPr>
-          <w:rFonts w:ascii="CordiaUPC" w:hAnsi="CordiaUPC" w:cs="CordiaUPC" w:hint="cs"/>
-          <w:sz w:val="32"/>
-          <w:szCs w:val="32"/>
-          <w:cs/>
-        </w:rPr>
-        <w:t xml:space="preserve"> ปีละ </w:t>
-      </w:r>
-      <w:r>
-        <w:rPr>
-          <w:rFonts w:ascii="CordiaUPC" w:hAnsi="CordiaUPC" w:cs="CordiaUPC"/>
-          <w:sz w:val="32"/>
-          <w:szCs w:val="32"/>
-        </w:rPr>
-        <w:t xml:space="preserve">1 </w:t>
-      </w:r>
-      <w:r>
-        <w:rPr>
-          <w:rFonts w:ascii="CordiaUPC" w:hAnsi="CordiaUPC" w:cs="CordiaUPC" w:hint="cs"/>
-          <w:sz w:val="32"/>
-          <w:szCs w:val="32"/>
-          <w:cs/>
-        </w:rPr>
-        <w:t xml:space="preserve">ครั้ง </w:t>
-      </w:r>
-    </w:p>
-    <w:p>
-      <w:pPr>
-        <w:rPr>
-          <w:rFonts w:ascii="CordiaUPC" w:hAnsi="CordiaUPC" w:cs="CordiaUPC"/>
-          <w:sz w:val="32"/>
-          <w:szCs w:val="32"/>
-          <w:cs/>
-        </w:rPr>
-      </w:pPr>
-      <w:r>
-        <w:rPr>
-          <w:rFonts w:ascii="CordiaUPC" w:hAnsi="CordiaUPC" w:cs="CordiaUPC"/>
-          <w:sz w:val="32"/>
-          <w:szCs w:val="32"/>
-        </w:rPr>
-        <w:t>-</w:t>
-      </w:r>
-      <w:r>
-        <w:rPr>
-          <w:rFonts w:ascii="CordiaUPC" w:hAnsi="CordiaUPC" w:cs="CordiaUPC"/>
-          <w:sz w:val="32"/>
-          <w:szCs w:val="32"/>
-        </w:rPr>
-        <w:tab/>
-      </w:r>
-      <w:r>
-        <w:rPr>
-          <w:rFonts w:ascii="CordiaUPC" w:hAnsi="CordiaUPC" w:cs="CordiaUPC"/>
-          <w:sz w:val="32"/>
-          <w:szCs w:val="32"/>
-        </w:rPr>
-        <w:t>PM</w:t>
-      </w:r>
-      <w:r>
-        <w:rPr>
-          <w:rFonts w:ascii="CordiaUPC" w:hAnsi="CordiaUPC" w:cs="CordiaUPC"/>
-          <w:sz w:val="32"/>
-          <w:szCs w:val="32"/>
-          <w:cs/>
-        </w:rPr>
-        <w:t>2</w:t>
-      </w:r>
-      <w:r>
-        <w:rPr>
-          <w:rFonts w:ascii="CordiaUPC" w:hAnsi="CordiaUPC" w:cs="CordiaUPC"/>
-          <w:sz w:val="32"/>
-          <w:szCs w:val="32"/>
-          <w:cs/>
-        </w:rPr>
-        <w:tab/>
-      </w:r>
-      <w:r>
-        <w:rPr>
-          <w:rFonts w:ascii="CordiaUPC" w:hAnsi="CordiaUPC" w:cs="CordiaUPC" w:hint="cs"/>
-          <w:sz w:val="32"/>
-          <w:szCs w:val="32"/>
-          <w:cs/>
-        </w:rPr>
-        <w:t>เปลี่ยนถ่าย</w:t>
-      </w:r>
-      <w:r>
-        <w:rPr>
-          <w:rFonts w:ascii="CordiaUPC" w:hAnsi="CordiaUPC" w:cs="CordiaUPC"/>
-          <w:sz w:val="32"/>
-          <w:szCs w:val="32"/>
-          <w:cs/>
-        </w:rPr>
-        <w:t>น้ำมันเ</w:t>
-      </w:r>
-      <w:r>
-        <w:rPr>
-          <w:rFonts w:ascii="CordiaUPC" w:hAnsi="CordiaUPC" w:cs="CordiaUPC" w:hint="cs"/>
-          <w:sz w:val="32"/>
-          <w:szCs w:val="32"/>
-          <w:cs/>
-        </w:rPr>
-        <w:t>ครื่องพร้อม</w:t>
-      </w:r>
-      <w:proofErr w:type="spellStart"/>
-      <w:r>
-        <w:rPr>
-          <w:rFonts w:ascii="CordiaUPC" w:hAnsi="CordiaUPC" w:cs="CordiaUPC" w:hint="cs"/>
-          <w:sz w:val="32"/>
-          <w:szCs w:val="32"/>
-          <w:cs/>
-        </w:rPr>
-        <w:t>ประเก็น</w:t>
-      </w:r>
-      <w:proofErr w:type="spellEnd"/>
-      <w:r>
-        <w:rPr>
-          <w:rFonts w:ascii="CordiaUPC" w:hAnsi="CordiaUPC" w:cs="CordiaUPC" w:hint="cs"/>
-          <w:sz w:val="32"/>
-          <w:szCs w:val="32"/>
-          <w:cs/>
-        </w:rPr>
-        <w:t xml:space="preserve"> กรองดักน้ำ กรองโซล่า </w:t>
-      </w:r>
-      <w:proofErr w:type="gramStart"/>
-      <w:r>
-        <w:rPr>
-          <w:rFonts w:ascii="CordiaUPC" w:hAnsi="CordiaUPC" w:cs="CordiaUPC" w:hint="cs"/>
-          <w:sz w:val="32"/>
-          <w:szCs w:val="32"/>
-          <w:cs/>
-        </w:rPr>
-        <w:t xml:space="preserve">น้ำมันเกียร์  </w:t>
-      </w:r>
-      <w:r>
-        <w:rPr>
-          <w:rFonts w:ascii="CordiaUPC" w:hAnsi="CordiaUPC" w:cs="CordiaUPC"/>
-          <w:sz w:val="32"/>
-          <w:szCs w:val="32"/>
-          <w:cs/>
-        </w:rPr>
-        <w:t>น้ำมันไฮดรอ</w:t>
-      </w:r>
-      <w:proofErr w:type="spellStart"/>
-      <w:r>
-        <w:rPr>
-          <w:rFonts w:ascii="CordiaUPC" w:hAnsi="CordiaUPC" w:cs="CordiaUPC"/>
-          <w:sz w:val="32"/>
-          <w:szCs w:val="32"/>
-          <w:cs/>
-        </w:rPr>
-        <w:t>ลิค</w:t>
-      </w:r>
-      <w:proofErr w:type="spellEnd"/>
-      <w:proofErr w:type="gramEnd"/>
-      <w:r>
-        <w:rPr>
-          <w:rFonts w:ascii="CordiaUPC" w:hAnsi="CordiaUPC" w:cs="CordiaUPC"/>
-          <w:sz w:val="32"/>
-          <w:szCs w:val="32"/>
-          <w:cs/>
-        </w:rPr>
-        <w:t xml:space="preserve"> น้ำมันเฟืองท้าย ค่าแรง</w:t>
-      </w:r>
-      <w:r>
-        <w:rPr>
-          <w:rFonts w:ascii="CordiaUPC" w:hAnsi="CordiaUPC" w:cs="CordiaUPC"/>
-          <w:sz w:val="32"/>
-          <w:szCs w:val="32"/>
-        </w:rPr>
-        <w:t xml:space="preserve"> </w:t>
-      </w:r>
-      <w:r>
-        <w:rPr>
-          <w:rFonts w:ascii="CordiaUPC" w:hAnsi="CordiaUPC" w:cs="CordiaUPC" w:hint="cs"/>
-          <w:sz w:val="32"/>
-          <w:szCs w:val="32"/>
-          <w:cs/>
-        </w:rPr>
-        <w:t xml:space="preserve">ปีละ </w:t>
-      </w:r>
-      <w:r>
-        <w:rPr>
-          <w:rFonts w:ascii="CordiaUPC" w:hAnsi="CordiaUPC" w:cs="CordiaUPC"/>
-          <w:sz w:val="32"/>
-          <w:szCs w:val="32"/>
-        </w:rPr>
-        <w:t xml:space="preserve">1 </w:t>
-      </w:r>
-      <w:r>
-        <w:rPr>
-          <w:rFonts w:ascii="CordiaUPC" w:hAnsi="CordiaUPC" w:cs="CordiaUPC" w:hint="cs"/>
-          <w:sz w:val="32"/>
-          <w:szCs w:val="32"/>
-          <w:cs/>
-        </w:rPr>
-        <w:t>ครั้ง</w:t>
-      </w:r>
-    </w:p>
-    <w:p>
-      <w:pPr>
-        <w:ind w:firstLine="720"/>
-        <w:rPr>
-          <w:rFonts w:ascii="CordiaUPC" w:hAnsi="CordiaUPC" w:cs="CordiaUPC"/>
-          <w:sz w:val="32"/>
-          <w:szCs w:val="32"/>
-        </w:rPr>
-      </w:pPr>
-      <w:r>
-        <w:rPr>
-          <w:rFonts w:ascii="CordiaUPC" w:hAnsi="CordiaUPC" w:cs="CordiaUPC" w:hint="cs"/>
-          <w:sz w:val="32"/>
-          <w:szCs w:val="32"/>
-          <w:cs/>
-        </w:rPr>
-        <w:t xml:space="preserve">มูลค่ารวม </w:t>
-      </w:r>
-      <w:r>
-        <w:rPr>
-          <w:rFonts w:ascii="CordiaUPC" w:hAnsi="CordiaUPC" w:cs="CordiaUPC"/>
-          <w:sz w:val="32"/>
-          <w:szCs w:val="32"/>
-        </w:rPr>
-        <w:t xml:space="preserve">PM1 </w:t>
-      </w:r>
-      <w:r>
-        <w:rPr>
-          <w:rFonts w:ascii="CordiaUPC" w:hAnsi="CordiaUPC" w:cs="CordiaUPC" w:hint="cs"/>
-          <w:sz w:val="32"/>
-          <w:szCs w:val="32"/>
-          <w:cs/>
-        </w:rPr>
-        <w:t xml:space="preserve">และ </w:t>
-      </w:r>
-      <w:r>
-        <w:rPr>
-          <w:rFonts w:ascii="CordiaUPC" w:hAnsi="CordiaUPC" w:cs="CordiaUPC"/>
-          <w:sz w:val="32"/>
-          <w:szCs w:val="32"/>
-        </w:rPr>
-        <w:t xml:space="preserve">PM2 </w:t>
-      </w:r>
-      <w:r>
-        <w:rPr>
-          <w:rFonts w:ascii="CordiaUPC" w:hAnsi="CordiaUPC" w:cs="CordiaUPC" w:hint="cs"/>
-          <w:sz w:val="32"/>
-          <w:szCs w:val="32"/>
-          <w:cs/>
-        </w:rPr>
-        <w:t xml:space="preserve">ต่อปีไม่เกิน {pro3AnnualPm} บาท ({pro3AnnualPmText})</w:t>
-      </w:r>
-      <w:r>
-        <w:rPr>
-          <w:rFonts w:ascii="CordiaUPC" w:hAnsi="CordiaUPC" w:cs="CordiaUPC"/>
-          <w:sz w:val="32"/>
-          <w:szCs w:val="32"/>
-          <w:cs/>
-        </w:rPr>
-        <w:t xml:space="preserve"/>
-      </w:r>
-      <w:r>
-        <w:rPr>
-          <w:rFonts w:ascii="CordiaUPC" w:hAnsi="CordiaUPC" w:cs="CordiaUPC" w:hint="cs"/>
-          <w:sz w:val="32"/>
-          <w:szCs w:val="32"/>
-          <w:cs/>
-        </w:rPr>
-        <w:t xml:space="preserve"/>
-      </w:r>
-      <w:r>
-        <w:rPr>
-          <w:rFonts w:ascii="CordiaUPC" w:hAnsi="CordiaUPC" w:cs="CordiaUPC"/>
-          <w:b/>
-          <w:bCs/>
-          <w:sz w:val="32"/>
-          <w:szCs w:val="32"/>
-        </w:rPr>
-        <w:t xml:space="preserve"/>
-      </w:r>
-      <w:r>
-        <w:rPr>
-          <w:rFonts w:ascii="CordiaUPC" w:hAnsi="CordiaUPC" w:cs="CordiaUPC" w:hint="cs"/>
-          <w:b/>
-          <w:bCs/>
-          <w:sz w:val="32"/>
-          <w:szCs w:val="32"/>
-          <w:cs/>
-        </w:rPr>
-        <w:t xml:space="preserve"/>
-      </w:r>
-      <w:r>
-        <w:rPr>
-          <w:rFonts w:ascii="CordiaUPC" w:hAnsi="CordiaUPC" w:cs="CordiaUPC"/>
-          <w:b/>
-          <w:bCs/>
-          <w:sz w:val="32"/>
-          <w:szCs w:val="32"/>
-          <w:cs/>
-        </w:rPr>
-        <w:t xml:space="preserve"/>
-      </w:r>
-      <w:r>
-        <w:rPr>
-          <w:rFonts w:ascii="CordiaUPC" w:hAnsi="CordiaUPC" w:cs="CordiaUPC" w:hint="cs"/>
-          <w:b/>
-          <w:bCs/>
-          <w:sz w:val="32"/>
-          <w:szCs w:val="32"/>
-          <w:cs/>
-        </w:rPr>
-        <w:t xml:space="preserve"/>
-      </w:r>
-      <w:r>
-        <w:rPr>
-          <w:rFonts w:ascii="CordiaUPC" w:hAnsi="CordiaUPC" w:cs="CordiaUPC" w:hint="cs"/>
-          <w:b/>
-          <w:bCs/>
-          <w:sz w:val="32"/>
-          <w:szCs w:val="32"/>
-          <w:cs/>
-        </w:rPr>
-        <w:t xml:space="preserve"/>
-      </w:r>
-      <w:r>
-        <w:rPr>
-          <w:rFonts w:ascii="CordiaUPC" w:hAnsi="CordiaUPC" w:cs="CordiaUPC" w:hint="cs"/>
-          <w:b/>
-          <w:bCs/>
-          <w:sz w:val="32"/>
-          <w:szCs w:val="32"/>
-          <w:cs/>
-        </w:rPr>
-        <w:t xml:space="preserve"/>
-      </w:r>
-      <w:r>
-        <w:rPr>
-          <w:rFonts w:ascii="CordiaUPC" w:hAnsi="CordiaUPC" w:cs="CordiaUPC"/>
-          <w:b/>
-          <w:bCs/>
-          <w:sz w:val="32"/>
-          <w:szCs w:val="32"/>
-          <w:cs/>
-        </w:rPr>
-        <w:t xml:space="preserve"/>
-      </w:r>
-    </w:p>
-    <w:p>
-      <w:pPr>
-        <w:rPr>
-          <w:rFonts w:ascii="CordiaUPC" w:hAnsi="CordiaUPC" w:cs="CordiaUPC"/>
-          <w:sz w:val="32"/>
-          <w:szCs w:val="32"/>
-        </w:rPr>
-      </w:pPr>
-    </w:p>
-    <w:p>
-      <w:pPr>
-        <w:rPr>
-          <w:rFonts w:ascii="CordiaUPC" w:hAnsi="CordiaUPC" w:cs="CordiaUPC"/>
-          <w:sz w:val="32"/>
-          <w:szCs w:val="32"/>
-        </w:rPr>
-      </w:pPr>
-      <w:r>
-        <w:rPr>
-          <w:rFonts w:ascii="CordiaUPC" w:hAnsi="CordiaUPC" w:cs="CordiaUPC"/>
-          <w:sz w:val="32"/>
-          <w:szCs w:val="32"/>
-          <w:cs/>
-        </w:rPr>
-        <w:tab/>
-        <w:t xml:space="preserve">ผู้ซื้อมีหน้าที่ต้องนำรถที่ซื้อตามสัญญาหลัก เข้ารับการ </w:t>
-      </w:r>
-      <w:r>
-        <w:rPr>
-          <w:rFonts w:ascii="CordiaUPC" w:hAnsi="CordiaUPC" w:cs="CordiaUPC"/>
-          <w:sz w:val="32"/>
-          <w:szCs w:val="32"/>
-        </w:rPr>
-        <w:t xml:space="preserve">PM </w:t>
-      </w:r>
-      <w:r>
-        <w:rPr>
-          <w:rFonts w:ascii="CordiaUPC" w:hAnsi="CordiaUPC" w:cs="CordiaUPC"/>
-          <w:sz w:val="32"/>
-          <w:szCs w:val="32"/>
-          <w:cs/>
-        </w:rPr>
-        <w:t xml:space="preserve">ทุก ๆ 6 เดือน หรือภายในรอบระยะเวลาที่ครบกำหนดตามลักษณะและสภาพการใช้งานของรถคันนั้น ๆ โดยให้เข้ารับบริการ ณ สถานที่ที่ผู้ขายกำหนด ภายใต้วงเงินและเงื่อนไขที่กำหนดไว้ข้างต้น กรณีมีรายการ </w:t>
-      </w:r>
-      <w:r>
-        <w:rPr>
-          <w:rFonts w:ascii="CordiaUPC" w:hAnsi="CordiaUPC" w:cs="CordiaUPC"/>
-          <w:sz w:val="32"/>
-          <w:szCs w:val="32"/>
-        </w:rPr>
-        <w:t xml:space="preserve">PM </w:t>
-      </w:r>
-      <w:r>
-        <w:rPr>
-          <w:rFonts w:ascii="CordiaUPC" w:hAnsi="CordiaUPC" w:cs="CordiaUPC"/>
-          <w:sz w:val="32"/>
-          <w:szCs w:val="32"/>
-          <w:cs/>
-        </w:rPr>
-        <w:t>นอกเหนือจากที่ผู้ขายกำหนด ผู้ซื้อตกลงเป็นผู้รับผิดชอบค่าใช้จ่ายส่วนนั้น ๆ ด้วยตนเอง</w:t>
-      </w:r>
-    </w:p>
-    <w:p>
-      <w:pPr>
-        <w:rPr>
-          <w:rFonts w:ascii="CordiaUPC" w:hAnsi="CordiaUPC" w:cs="CordiaUPC"/>
-          <w:sz w:val="32"/>
-          <w:szCs w:val="32"/>
-        </w:rPr>
-      </w:pPr>
-      <w:r>
-        <w:rPr>
-          <w:rFonts w:ascii="CordiaUPC" w:hAnsi="CordiaUPC" w:cs="CordiaUPC"/>
-          <w:sz w:val="32"/>
-          <w:szCs w:val="32"/>
-          <w:cs/>
-        </w:rPr>
-        <w:lastRenderedPageBreak/>
-        <w:tab/>
-        <w:t>ผู้ซื้อรับทราบและตกลงว่า การเข้ารับการบำรุงรักษาเชิงป้องกัน (</w:t>
-      </w:r>
-      <w:r>
-        <w:rPr>
-          <w:rFonts w:ascii="CordiaUPC" w:hAnsi="CordiaUPC" w:cs="CordiaUPC"/>
-          <w:sz w:val="32"/>
-          <w:szCs w:val="32"/>
-        </w:rPr>
-        <w:t xml:space="preserve">Preventive Maintenance : PM) </w:t>
-      </w:r>
-      <w:r>
-        <w:rPr>
-          <w:rFonts w:ascii="CordiaUPC" w:hAnsi="CordiaUPC" w:cs="CordiaUPC"/>
-          <w:sz w:val="32"/>
-          <w:szCs w:val="32"/>
-          <w:cs/>
-        </w:rPr>
-        <w:t xml:space="preserve">เป็นเงื่อนไขที่เป็นสาระสำคัญ เพื่อรักษาให้ทรัพย์สินอยู่ในสภาพสมบูรณ์ เหมาะสมแก่การใช้งาน และมีความปลอดภัยตามข้อกำหนดของผู้ขาย และ/หรือ ผู้ว่าจ้างที่ผู้ซื้อนำรถไปวิ่งงาน ในกรณีที่ผู้ซื้อ ฝ่าฝืน หรือละเลยไม่เข้ารับการ </w:t>
-      </w:r>
-      <w:r>
-        <w:rPr>
-          <w:rFonts w:ascii="CordiaUPC" w:hAnsi="CordiaUPC" w:cs="CordiaUPC"/>
-          <w:sz w:val="32"/>
-          <w:szCs w:val="32"/>
-        </w:rPr>
-        <w:t xml:space="preserve">PM </w:t>
-      </w:r>
-      <w:r>
-        <w:rPr>
-          <w:rFonts w:ascii="CordiaUPC" w:hAnsi="CordiaUPC" w:cs="CordiaUPC"/>
-          <w:sz w:val="32"/>
-          <w:szCs w:val="32"/>
-          <w:cs/>
-        </w:rPr>
-        <w:t>ตามที่กำหนด ให้ถือเป็นการผิดสัญญา โดยให้มีผลดังต่อไปนี้</w:t>
-      </w:r>
-    </w:p>
-    <w:p>
-      <w:pPr>
-        <w:rPr>
-          <w:rFonts w:ascii="CordiaUPC" w:hAnsi="CordiaUPC" w:cs="CordiaUPC"/>
-          <w:sz w:val="32"/>
-          <w:szCs w:val="32"/>
-        </w:rPr>
-      </w:pPr>
-      <w:r>
-        <w:rPr>
-          <w:rFonts w:ascii="CordiaUPC" w:hAnsi="CordiaUPC" w:cs="CordiaUPC"/>
-          <w:sz w:val="32"/>
-          <w:szCs w:val="32"/>
-          <w:cs/>
-        </w:rPr>
-        <w:tab/>
-        <w:t xml:space="preserve">1. กรณีฝ่าฝืนหรือละเลยครั้งที่ 1 ผู้ขายจะออก หนังสือเตือนเป็นลายลักษณ์อักษรแจ้งให้ผู้ซื้อดำเนินการเข้ารับการ </w:t>
-      </w:r>
-      <w:r>
-        <w:rPr>
-          <w:rFonts w:ascii="CordiaUPC" w:hAnsi="CordiaUPC" w:cs="CordiaUPC"/>
-          <w:sz w:val="32"/>
-          <w:szCs w:val="32"/>
-        </w:rPr>
-        <w:t xml:space="preserve">PM </w:t>
-      </w:r>
-      <w:r>
-        <w:rPr>
-          <w:rFonts w:ascii="CordiaUPC" w:hAnsi="CordiaUPC" w:cs="CordiaUPC"/>
-          <w:sz w:val="32"/>
-          <w:szCs w:val="32"/>
-          <w:cs/>
-        </w:rPr>
-        <w:t>ภายในระยะเวลา 30 วัน นับแต่วันที่ออกหนังสือเตือน</w:t>
-      </w:r>
-    </w:p>
-    <w:p>
-      <w:pPr>
-        <w:rPr>
-          <w:rFonts w:ascii="CordiaUPC" w:hAnsi="CordiaUPC" w:cs="CordiaUPC"/>
-          <w:sz w:val="32"/>
-          <w:szCs w:val="32"/>
-        </w:rPr>
-      </w:pPr>
-      <w:r>
-        <w:rPr>
-          <w:rFonts w:ascii="CordiaUPC" w:hAnsi="CordiaUPC" w:cs="CordiaUPC"/>
-          <w:sz w:val="32"/>
-          <w:szCs w:val="32"/>
-          <w:cs/>
-        </w:rPr>
-        <w:tab/>
-        <w:t>2. กรณีฝ่าฝืนหรือละเลยครั้งที่ 2 หากผู้ซื้อยังคงไม่ปฏิบัติตามหนังสือเตือนดังกล่าว ผู้ขายมีสิทธิ บอกเลิกสัญญาได้ทันที และไม่คืนเงินค้ำประกัน และ/หรือ ค่าใช้จ่ายหรือสิทธิประโยชน์ใด ๆ ที่ผู้ขายได้ให้แก่ผู้ซื้อไปแล้ว (ถ้ามี)</w:t>
-      </w:r>
-    </w:p>
-    <w:p>
-      <w:pPr>
-        <w:rPr>
-          <w:rFonts w:ascii="CordiaUPC" w:hAnsi="CordiaUPC" w:cs="CordiaUPC"/>
-          <w:sz w:val="32"/>
-          <w:szCs w:val="32"/>
-        </w:rPr>
-      </w:pPr>
-      <w:r>
-        <w:rPr>
-          <w:rFonts w:ascii="CordiaUPC" w:hAnsi="CordiaUPC" w:cs="CordiaUPC"/>
-          <w:sz w:val="32"/>
-          <w:szCs w:val="32"/>
-          <w:cs/>
-        </w:rPr>
-        <w:tab/>
-        <w:t>ทั้งนี้ การฝ่าฝืนหรือละเลยดังกล่าว ให้ถือเป็นการละเมิดสัญญาอันแสดงถึงความไม่รับผิดชอบของผู้ซื้อในการดูแลรักษาทรัพย์สิน ซึ่งเป็นเงื่อนไขที่สำคัญของสัญญาหลัก และสัญญาแนบท้ายฉบับนี้</w:t>
       </w:r>
     </w:p>
     <w:sectPr>
